--- a/lessons/3-1/downloads/reveal/teacher/3.1-session-1-prerequisite-practice-a.docx
+++ b/lessons/3-1/downloads/reveal/teacher/3.1-session-1-prerequisite-practice-a.docx
@@ -15,10 +15,28 @@
         <w:rPr>
           <w:rFonts w:ascii="Avenir Next" w:hAnsi="Avenir Next" w:cs="Avenir Next" w:eastAsia="Avenir Next"/>
           <w:color w:val="1A1A1A"/>
+          <w:sz w:val="22"/>
+          <w:szCs w:val="20"/>
+        </w:rPr>
+        <w:t xml:space="preserve">Name</w:t>
+      </w:r>
+      <w:r>
+        <w:rPr>
+          <w:rFonts w:ascii="Avenir Next" w:hAnsi="Avenir Next" w:cs="Avenir Next" w:eastAsia="Avenir Next"/>
+          <w:color w:val="1A1A1A"/>
           <w:sz w:val="20"/>
           <w:szCs w:val="20"/>
         </w:rPr>
-        <w:t xml:space="preserve">Name</w:t>
+        <w:tab/>
+      </w:r>
+      <w:r>
+        <w:rPr>
+          <w:rFonts w:ascii="Avenir Next" w:hAnsi="Avenir Next" w:cs="Avenir Next" w:eastAsia="Avenir Next"/>
+          <w:color w:val="1A1A1A"/>
+          <w:sz w:val="22"/>
+          <w:szCs w:val="20"/>
+        </w:rPr>
+        <w:t xml:space="preserve">   Date</w:t>
       </w:r>
       <w:r>
         <w:rPr>
@@ -33,25 +51,7 @@
         <w:rPr>
           <w:rFonts w:ascii="Avenir Next" w:hAnsi="Avenir Next" w:cs="Avenir Next" w:eastAsia="Avenir Next"/>
           <w:color w:val="1A1A1A"/>
-          <w:sz w:val="20"/>
-          <w:szCs w:val="20"/>
-        </w:rPr>
-        <w:t xml:space="preserve">   Date</w:t>
-      </w:r>
-      <w:r>
-        <w:rPr>
-          <w:rFonts w:ascii="Avenir Next" w:hAnsi="Avenir Next" w:cs="Avenir Next" w:eastAsia="Avenir Next"/>
-          <w:color w:val="1A1A1A"/>
-          <w:sz w:val="20"/>
-          <w:szCs w:val="20"/>
-        </w:rPr>
-        <w:tab/>
-      </w:r>
-      <w:r>
-        <w:rPr>
-          <w:rFonts w:ascii="Avenir Next" w:hAnsi="Avenir Next" w:cs="Avenir Next" w:eastAsia="Avenir Next"/>
-          <w:color w:val="1A1A1A"/>
-          <w:sz w:val="20"/>
+          <w:sz w:val="22"/>
           <w:szCs w:val="20"/>
         </w:rPr>
         <w:t xml:space="preserve">   Period</w:t>
@@ -78,7 +78,7 @@
           <w:caps/>
           <w:color w:val="003A70"/>
           <w:spacing w:val="12"/>
-          <w:sz w:val="19"/>
+          <w:sz w:val="22"/>
           <w:szCs w:val="19"/>
         </w:rPr>
         <w:t xml:space="preserve">Lesson 3-1  ·  Session 1  ·  Prerequisite Practice A  ·  Skill 1 of 2</w:t>
@@ -86,6 +86,7 @@
     </w:p>
     <w:p>
       <w:pPr>
+        <w:pStyle w:val="Heading1"/>
         <w:keepNext/>
         <w:spacing w:before="0" w:after="10" w:line="240" w:lineRule="auto"/>
       </w:pPr>
@@ -111,7 +112,7 @@
         <w:rPr>
           <w:rFonts w:ascii="Avenir Next" w:hAnsi="Avenir Next" w:cs="Avenir Next" w:eastAsia="Avenir Next"/>
           <w:color w:val="5A5F66"/>
-          <w:sz w:val="17"/>
+          <w:sz w:val="22"/>
           <w:szCs w:val="17"/>
         </w:rPr>
         <w:t xml:space="preserve">Builds on Grade 3 · 3.OA.C.7</w:t>
@@ -154,6 +155,7 @@
           </w:tcPr>
           <w:p>
             <w:pPr>
+              <w:pStyle w:val="Heading2"/>
               <w:spacing w:before="0" w:after="0" w:line="252" w:lineRule="auto"/>
             </w:pPr>
             <w:r>
@@ -183,7 +185,7 @@
               <w:rPr>
                 <w:rFonts w:ascii="Avenir Next" w:hAnsi="Avenir Next" w:cs="Avenir Next" w:eastAsia="Avenir Next"/>
                 <w:color w:val="1A1A1A"/>
-                <w:sz w:val="20"/>
+                <w:sz w:val="22"/>
                 <w:szCs w:val="20"/>
               </w:rPr>
               <w:t xml:space="preserve">You will simplify 24 : 18 to 4 : 3. You need 6 × 4 = 24 and 6 × 3 = 18.</w:t>
@@ -203,6 +205,7 @@
           </w:tcPr>
           <w:p>
             <w:pPr>
+              <w:pStyle w:val="Heading2"/>
               <w:spacing w:before="0" w:after="0" w:line="252" w:lineRule="auto"/>
             </w:pPr>
             <w:r>
@@ -232,7 +235,7 @@
               <w:rPr>
                 <w:rFonts w:ascii="Avenir Next" w:hAnsi="Avenir Next" w:cs="Avenir Next" w:eastAsia="Avenir Next"/>
                 <w:color w:val="1A1A1A"/>
-                <w:sz w:val="20"/>
+                <w:sz w:val="22"/>
                 <w:szCs w:val="20"/>
               </w:rPr>
               <w:t xml:space="preserve">Find a missing factor, like 6 × </w:t>
@@ -250,7 +253,7 @@
               <w:rPr>
                 <w:rFonts w:ascii="Avenir Next" w:hAnsi="Avenir Next" w:cs="Avenir Next" w:eastAsia="Avenir Next"/>
                 <w:color w:val="1A1A1A"/>
-                <w:sz w:val="20"/>
+                <w:sz w:val="22"/>
                 <w:szCs w:val="20"/>
               </w:rPr>
               <w:t xml:space="preserve"> = 24.  </w:t>
@@ -260,7 +263,7 @@
                 <w:rFonts w:ascii="Avenir Next" w:hAnsi="Avenir Next" w:cs="Avenir Next" w:eastAsia="Avenir Next"/>
                 <w:b/>
                 <w:color w:val="1A1A1A"/>
-                <w:sz w:val="20"/>
+                <w:sz w:val="22"/>
                 <w:szCs w:val="20"/>
               </w:rPr>
               <w:t xml:space="preserve">You will use it in Practice Form A, problems 3 and 4.</w:t>
@@ -271,6 +274,7 @@
     </w:tbl>
     <w:p>
       <w:pPr>
+        <w:pStyle w:val="Heading2"/>
         <w:keepNext/>
         <w:pBdr>
           <w:bottom w:val="single" w:sz="8" w:space="3" w:color="003A70"/>
@@ -286,7 +290,7 @@
           <w:b/>
           <w:color w:val="003A70"/>
           <w:spacing w:val="14"/>
-          <w:sz w:val="19"/>
+          <w:sz w:val="22"/>
           <w:szCs w:val="19"/>
         </w:rPr>
         <w:t xml:space="preserve">STEPS TO FOLLOW</w:t>
@@ -305,7 +309,7 @@
           <w:rFonts w:ascii="Avenir Next" w:hAnsi="Avenir Next" w:cs="Avenir Next" w:eastAsia="Avenir Next"/>
           <w:i/>
           <w:color w:val="5A5F66"/>
-          <w:sz w:val="17"/>
+          <w:sz w:val="22"/>
           <w:szCs w:val="17"/>
         </w:rPr>
         <w:t xml:space="preserve">use these same steps on every problem</w:t>
@@ -347,6 +351,7 @@
           </w:tcPr>
           <w:p>
             <w:pPr>
+              <w:pStyle w:val="Heading1"/>
               <w:spacing w:before="0" w:after="0" w:line="240" w:lineRule="auto"/>
               <w:jc w:val="center"/>
             </w:pPr>
@@ -375,7 +380,7 @@
               <w:rPr>
                 <w:rFonts w:ascii="Avenir Next" w:hAnsi="Avenir Next" w:cs="Avenir Next" w:eastAsia="Avenir Next"/>
                 <w:color w:val="1A1A1A"/>
-                <w:sz w:val="21"/>
+                <w:sz w:val="22"/>
                 <w:szCs w:val="21"/>
               </w:rPr>
               <w:t xml:space="preserve">Read the </w:t>
@@ -385,7 +390,7 @@
                 <w:rFonts w:ascii="Avenir Next" w:hAnsi="Avenir Next" w:cs="Avenir Next" w:eastAsia="Avenir Next"/>
                 <w:b/>
                 <w:color w:val="1A1A1A"/>
-                <w:sz w:val="21"/>
+                <w:sz w:val="22"/>
                 <w:szCs w:val="21"/>
               </w:rPr>
               <w:t xml:space="preserve">product</w:t>
@@ -394,7 +399,7 @@
               <w:rPr>
                 <w:rFonts w:ascii="Avenir Next" w:hAnsi="Avenir Next" w:cs="Avenir Next" w:eastAsia="Avenir Next"/>
                 <w:color w:val="1A1A1A"/>
-                <w:sz w:val="21"/>
+                <w:sz w:val="22"/>
                 <w:szCs w:val="21"/>
               </w:rPr>
               <w:t xml:space="preserve"> you need.</w:t>
@@ -413,6 +418,7 @@
           </w:tcPr>
           <w:p>
             <w:pPr>
+              <w:pStyle w:val="Heading1"/>
               <w:spacing w:before="0" w:after="0" w:line="240" w:lineRule="auto"/>
               <w:jc w:val="center"/>
             </w:pPr>
@@ -442,7 +448,7 @@
                 <w:rFonts w:ascii="Avenir Next" w:hAnsi="Avenir Next" w:cs="Avenir Next" w:eastAsia="Avenir Next"/>
                 <w:b/>
                 <w:color w:val="1A1A1A"/>
-                <w:sz w:val="21"/>
+                <w:sz w:val="22"/>
                 <w:szCs w:val="21"/>
               </w:rPr>
               <w:t xml:space="preserve">Skip-count</w:t>
@@ -451,7 +457,7 @@
               <w:rPr>
                 <w:rFonts w:ascii="Avenir Next" w:hAnsi="Avenir Next" w:cs="Avenir Next" w:eastAsia="Avenir Next"/>
                 <w:color w:val="1A1A1A"/>
-                <w:sz w:val="21"/>
+                <w:sz w:val="22"/>
                 <w:szCs w:val="21"/>
               </w:rPr>
               <w:t xml:space="preserve"> by the known factor until you reach it.</w:t>
@@ -470,6 +476,7 @@
           </w:tcPr>
           <w:p>
             <w:pPr>
+              <w:pStyle w:val="Heading1"/>
               <w:spacing w:before="0" w:after="0" w:line="240" w:lineRule="auto"/>
               <w:jc w:val="center"/>
             </w:pPr>
@@ -499,7 +506,7 @@
                 <w:rFonts w:ascii="Avenir Next" w:hAnsi="Avenir Next" w:cs="Avenir Next" w:eastAsia="Avenir Next"/>
                 <w:b/>
                 <w:color w:val="1A1A1A"/>
-                <w:sz w:val="21"/>
+                <w:sz w:val="22"/>
                 <w:szCs w:val="21"/>
               </w:rPr>
               <w:t xml:space="preserve">Count</w:t>
@@ -508,7 +515,7 @@
               <w:rPr>
                 <w:rFonts w:ascii="Avenir Next" w:hAnsi="Avenir Next" w:cs="Avenir Next" w:eastAsia="Avenir Next"/>
                 <w:color w:val="1A1A1A"/>
-                <w:sz w:val="21"/>
+                <w:sz w:val="22"/>
                 <w:szCs w:val="21"/>
               </w:rPr>
               <w:t xml:space="preserve"> the skips. That is the missing factor.</w:t>
@@ -519,6 +526,7 @@
     </w:tbl>
     <w:p>
       <w:pPr>
+        <w:pStyle w:val="Heading2"/>
         <w:keepNext/>
         <w:pBdr>
           <w:bottom w:val="single" w:sz="8" w:space="3" w:color="003A70"/>
@@ -534,7 +542,7 @@
           <w:b/>
           <w:color w:val="003A70"/>
           <w:spacing w:val="14"/>
-          <w:sz w:val="19"/>
+          <w:sz w:val="22"/>
           <w:szCs w:val="19"/>
         </w:rPr>
         <w:t xml:space="preserve">WATCH ME</w:t>
@@ -553,7 +561,7 @@
           <w:rFonts w:ascii="Avenir Next" w:hAnsi="Avenir Next" w:cs="Avenir Next" w:eastAsia="Avenir Next"/>
           <w:i/>
           <w:color w:val="5A5F66"/>
-          <w:sz w:val="17"/>
+          <w:sz w:val="22"/>
           <w:szCs w:val="17"/>
         </w:rPr>
         <w:t xml:space="preserve">the steps in action</w:t>
@@ -568,7 +576,7 @@
           <w:rFonts w:ascii="Avenir Next" w:hAnsi="Avenir Next" w:cs="Avenir Next" w:eastAsia="Avenir Next"/>
           <w:b/>
           <w:color w:val="1A1A1A"/>
-          <w:sz w:val="21"/>
+          <w:sz w:val="22"/>
           <w:szCs w:val="21"/>
         </w:rPr>
         <w:t xml:space="preserve">Find the missing factor: 6 × </w:t>
@@ -587,7 +595,7 @@
           <w:rFonts w:ascii="Avenir Next" w:hAnsi="Avenir Next" w:cs="Avenir Next" w:eastAsia="Avenir Next"/>
           <w:b/>
           <w:color w:val="1A1A1A"/>
-          <w:sz w:val="21"/>
+          <w:sz w:val="22"/>
           <w:szCs w:val="21"/>
         </w:rPr>
         <w:t xml:space="preserve"> = 24.</w:t>
@@ -606,25 +614,25 @@
           <w:rFonts w:ascii="Avenir Next" w:hAnsi="Avenir Next" w:cs="Avenir Next" w:eastAsia="Avenir Next"/>
           <w:b/>
           <w:color w:val="003A70"/>
+          <w:sz w:val="22"/>
+          <w:szCs w:val="19"/>
+        </w:rPr>
+        <w:t xml:space="preserve">Step 1</w:t>
+      </w:r>
+      <w:r>
+        <w:rPr>
+          <w:rFonts w:ascii="Avenir Next" w:hAnsi="Avenir Next" w:cs="Avenir Next" w:eastAsia="Avenir Next"/>
+          <w:color w:val="1A1A1A"/>
           <w:sz w:val="19"/>
           <w:szCs w:val="19"/>
         </w:rPr>
-        <w:t xml:space="preserve">Step 1</w:t>
-      </w:r>
-      <w:r>
-        <w:rPr>
-          <w:rFonts w:ascii="Avenir Next" w:hAnsi="Avenir Next" w:cs="Avenir Next" w:eastAsia="Avenir Next"/>
-          <w:color w:val="1A1A1A"/>
-          <w:sz w:val="19"/>
-          <w:szCs w:val="19"/>
-        </w:rPr>
         <w:tab/>
       </w:r>
       <w:r>
         <w:rPr>
           <w:rFonts w:ascii="Avenir Next" w:hAnsi="Avenir Next" w:cs="Avenir Next" w:eastAsia="Avenir Next"/>
           <w:color w:val="1A1A1A"/>
-          <w:sz w:val="21"/>
+          <w:sz w:val="22"/>
           <w:szCs w:val="21"/>
         </w:rPr>
         <w:t xml:space="preserve">The product is 24.</w:t>
@@ -643,25 +651,25 @@
           <w:rFonts w:ascii="Avenir Next" w:hAnsi="Avenir Next" w:cs="Avenir Next" w:eastAsia="Avenir Next"/>
           <w:b/>
           <w:color w:val="003A70"/>
+          <w:sz w:val="22"/>
+          <w:szCs w:val="19"/>
+        </w:rPr>
+        <w:t xml:space="preserve">Step 2</w:t>
+      </w:r>
+      <w:r>
+        <w:rPr>
+          <w:rFonts w:ascii="Avenir Next" w:hAnsi="Avenir Next" w:cs="Avenir Next" w:eastAsia="Avenir Next"/>
+          <w:color w:val="1A1A1A"/>
           <w:sz w:val="19"/>
           <w:szCs w:val="19"/>
         </w:rPr>
-        <w:t xml:space="preserve">Step 2</w:t>
-      </w:r>
-      <w:r>
-        <w:rPr>
-          <w:rFonts w:ascii="Avenir Next" w:hAnsi="Avenir Next" w:cs="Avenir Next" w:eastAsia="Avenir Next"/>
-          <w:color w:val="1A1A1A"/>
-          <w:sz w:val="19"/>
-          <w:szCs w:val="19"/>
-        </w:rPr>
         <w:tab/>
       </w:r>
       <w:r>
         <w:rPr>
           <w:rFonts w:ascii="Avenir Next" w:hAnsi="Avenir Next" w:cs="Avenir Next" w:eastAsia="Avenir Next"/>
           <w:color w:val="1A1A1A"/>
-          <w:sz w:val="21"/>
+          <w:sz w:val="22"/>
           <w:szCs w:val="21"/>
         </w:rPr>
         <w:t xml:space="preserve">6, 12, 18, 24.</w:t>
@@ -680,25 +688,25 @@
           <w:rFonts w:ascii="Avenir Next" w:hAnsi="Avenir Next" w:cs="Avenir Next" w:eastAsia="Avenir Next"/>
           <w:b/>
           <w:color w:val="003A70"/>
+          <w:sz w:val="22"/>
+          <w:szCs w:val="19"/>
+        </w:rPr>
+        <w:t xml:space="preserve">Step 3</w:t>
+      </w:r>
+      <w:r>
+        <w:rPr>
+          <w:rFonts w:ascii="Avenir Next" w:hAnsi="Avenir Next" w:cs="Avenir Next" w:eastAsia="Avenir Next"/>
+          <w:color w:val="1A1A1A"/>
           <w:sz w:val="19"/>
           <w:szCs w:val="19"/>
         </w:rPr>
-        <w:t xml:space="preserve">Step 3</w:t>
-      </w:r>
-      <w:r>
-        <w:rPr>
-          <w:rFonts w:ascii="Avenir Next" w:hAnsi="Avenir Next" w:cs="Avenir Next" w:eastAsia="Avenir Next"/>
-          <w:color w:val="1A1A1A"/>
-          <w:sz w:val="19"/>
-          <w:szCs w:val="19"/>
-        </w:rPr>
         <w:tab/>
       </w:r>
       <w:r>
         <w:rPr>
           <w:rFonts w:ascii="Avenir Next" w:hAnsi="Avenir Next" w:cs="Avenir Next" w:eastAsia="Avenir Next"/>
           <w:color w:val="1A1A1A"/>
-          <w:sz w:val="21"/>
+          <w:sz w:val="22"/>
           <w:szCs w:val="21"/>
         </w:rPr>
         <w:t xml:space="preserve">4 skips. 6 × 4 = 24.</w:t>
@@ -717,18 +725,18 @@
           <w:rFonts w:ascii="Avenir Next" w:hAnsi="Avenir Next" w:cs="Avenir Next" w:eastAsia="Avenir Next"/>
           <w:b/>
           <w:color w:val="1A1A1A"/>
+          <w:sz w:val="22"/>
+          <w:szCs w:val="21"/>
+        </w:rPr>
+        <w:t xml:space="preserve">Answer</w:t>
+      </w:r>
+      <w:r>
+        <w:rPr>
+          <w:rFonts w:ascii="Avenir Next" w:hAnsi="Avenir Next" w:cs="Avenir Next" w:eastAsia="Avenir Next"/>
+          <w:color w:val="1A1A1A"/>
           <w:sz w:val="21"/>
           <w:szCs w:val="21"/>
         </w:rPr>
-        <w:t xml:space="preserve">Answer</w:t>
-      </w:r>
-      <w:r>
-        <w:rPr>
-          <w:rFonts w:ascii="Avenir Next" w:hAnsi="Avenir Next" w:cs="Avenir Next" w:eastAsia="Avenir Next"/>
-          <w:color w:val="1A1A1A"/>
-          <w:sz w:val="21"/>
-          <w:szCs w:val="21"/>
-        </w:rPr>
         <w:tab/>
       </w:r>
       <w:r>
@@ -736,7 +744,7 @@
           <w:rFonts w:ascii="Avenir Next" w:hAnsi="Avenir Next" w:cs="Avenir Next" w:eastAsia="Avenir Next"/>
           <w:b/>
           <w:color w:val="1A1A1A"/>
-          <w:sz w:val="21"/>
+          <w:sz w:val="22"/>
           <w:szCs w:val="21"/>
         </w:rPr>
         <w:t xml:space="preserve">4</w:t>
@@ -744,6 +752,7 @@
     </w:p>
     <w:p>
       <w:pPr>
+        <w:pStyle w:val="Heading2"/>
         <w:keepNext/>
         <w:pBdr>
           <w:bottom w:val="single" w:sz="8" w:space="3" w:color="003A70"/>
@@ -759,7 +768,7 @@
           <w:b/>
           <w:color w:val="003A70"/>
           <w:spacing w:val="14"/>
-          <w:sz w:val="19"/>
+          <w:sz w:val="22"/>
           <w:szCs w:val="19"/>
         </w:rPr>
         <w:t xml:space="preserve">TRY IT WITH HELP</w:t>
@@ -778,7 +787,7 @@
           <w:rFonts w:ascii="Avenir Next" w:hAnsi="Avenir Next" w:cs="Avenir Next" w:eastAsia="Avenir Next"/>
           <w:i/>
           <w:color w:val="5A5F66"/>
-          <w:sz w:val="17"/>
+          <w:sz w:val="22"/>
           <w:szCs w:val="17"/>
         </w:rPr>
         <w:t xml:space="preserve">fill in each step</w:t>
@@ -854,35 +863,35 @@
           <w:rFonts w:ascii="Avenir Next" w:hAnsi="Avenir Next" w:cs="Avenir Next" w:eastAsia="Avenir Next"/>
           <w:b/>
           <w:color w:val="003A70"/>
+          <w:sz w:val="22"/>
+          <w:szCs w:val="18"/>
+        </w:rPr>
+        <w:t xml:space="preserve">Step 1</w:t>
+      </w:r>
+      <w:r>
+        <w:rPr>
+          <w:rFonts w:ascii="Avenir Next" w:hAnsi="Avenir Next" w:cs="Avenir Next" w:eastAsia="Avenir Next"/>
+          <w:color w:val="1A1A1A"/>
           <w:sz w:val="18"/>
           <w:szCs w:val="18"/>
         </w:rPr>
-        <w:t xml:space="preserve">Step 1</w:t>
-      </w:r>
-      <w:r>
-        <w:rPr>
-          <w:rFonts w:ascii="Avenir Next" w:hAnsi="Avenir Next" w:cs="Avenir Next" w:eastAsia="Avenir Next"/>
-          <w:color w:val="1A1A1A"/>
-          <w:sz w:val="18"/>
-          <w:szCs w:val="18"/>
-        </w:rPr>
         <w:tab/>
       </w:r>
       <w:r>
         <w:rPr>
           <w:rFonts w:ascii="Avenir Next" w:hAnsi="Avenir Next" w:cs="Avenir Next" w:eastAsia="Avenir Next"/>
           <w:color w:val="1A1A1A"/>
+          <w:sz w:val="22"/>
+          <w:szCs w:val="21"/>
+        </w:rPr>
+        <w:t xml:space="preserve">The product is </w:t>
+      </w:r>
+      <w:r>
+        <w:rPr>
+          <w:rFonts w:ascii="Avenir Next" w:hAnsi="Avenir Next" w:cs="Avenir Next" w:eastAsia="Avenir Next"/>
+          <w:color w:val="1A1A1A"/>
           <w:sz w:val="21"/>
           <w:szCs w:val="21"/>
-        </w:rPr>
-        <w:t xml:space="preserve">The product is </w:t>
-      </w:r>
-      <w:r>
-        <w:rPr>
-          <w:rFonts w:ascii="Avenir Next" w:hAnsi="Avenir Next" w:cs="Avenir Next" w:eastAsia="Avenir Next"/>
-          <w:color w:val="1A1A1A"/>
-          <w:sz w:val="21"/>
-          <w:szCs w:val="21"/>
           <w:u w:val="single"/>
         </w:rPr>
         <w:t xml:space="preserve">                </w:t>
@@ -891,7 +900,7 @@
         <w:rPr>
           <w:rFonts w:ascii="Avenir Next" w:hAnsi="Avenir Next" w:cs="Avenir Next" w:eastAsia="Avenir Next"/>
           <w:color w:val="1A1A1A"/>
-          <w:sz w:val="21"/>
+          <w:sz w:val="22"/>
           <w:szCs w:val="21"/>
         </w:rPr>
         <w:t xml:space="preserve">.</w:t>
@@ -911,25 +920,25 @@
           <w:rFonts w:ascii="Avenir Next" w:hAnsi="Avenir Next" w:cs="Avenir Next" w:eastAsia="Avenir Next"/>
           <w:b/>
           <w:color w:val="003A70"/>
+          <w:sz w:val="22"/>
+          <w:szCs w:val="18"/>
+        </w:rPr>
+        <w:t xml:space="preserve">Step 2</w:t>
+      </w:r>
+      <w:r>
+        <w:rPr>
+          <w:rFonts w:ascii="Avenir Next" w:hAnsi="Avenir Next" w:cs="Avenir Next" w:eastAsia="Avenir Next"/>
+          <w:color w:val="1A1A1A"/>
           <w:sz w:val="18"/>
           <w:szCs w:val="18"/>
         </w:rPr>
-        <w:t xml:space="preserve">Step 2</w:t>
-      </w:r>
-      <w:r>
-        <w:rPr>
-          <w:rFonts w:ascii="Avenir Next" w:hAnsi="Avenir Next" w:cs="Avenir Next" w:eastAsia="Avenir Next"/>
-          <w:color w:val="1A1A1A"/>
-          <w:sz w:val="18"/>
-          <w:szCs w:val="18"/>
-        </w:rPr>
         <w:tab/>
       </w:r>
       <w:r>
         <w:rPr>
           <w:rFonts w:ascii="Avenir Next" w:hAnsi="Avenir Next" w:cs="Avenir Next" w:eastAsia="Avenir Next"/>
           <w:color w:val="1A1A1A"/>
-          <w:sz w:val="21"/>
+          <w:sz w:val="22"/>
           <w:szCs w:val="21"/>
         </w:rPr>
         <w:t xml:space="preserve">5, 10, </w:t>
@@ -959,18 +968,18 @@
           <w:rFonts w:ascii="Avenir Next" w:hAnsi="Avenir Next" w:cs="Avenir Next" w:eastAsia="Avenir Next"/>
           <w:b/>
           <w:color w:val="003A70"/>
+          <w:sz w:val="22"/>
+          <w:szCs w:val="18"/>
+        </w:rPr>
+        <w:t xml:space="preserve">Step 3</w:t>
+      </w:r>
+      <w:r>
+        <w:rPr>
+          <w:rFonts w:ascii="Avenir Next" w:hAnsi="Avenir Next" w:cs="Avenir Next" w:eastAsia="Avenir Next"/>
+          <w:color w:val="1A1A1A"/>
           <w:sz w:val="18"/>
           <w:szCs w:val="18"/>
         </w:rPr>
-        <w:t xml:space="preserve">Step 3</w:t>
-      </w:r>
-      <w:r>
-        <w:rPr>
-          <w:rFonts w:ascii="Avenir Next" w:hAnsi="Avenir Next" w:cs="Avenir Next" w:eastAsia="Avenir Next"/>
-          <w:color w:val="1A1A1A"/>
-          <w:sz w:val="18"/>
-          <w:szCs w:val="18"/>
-        </w:rPr>
         <w:tab/>
       </w:r>
       <w:r>
@@ -987,7 +996,7 @@
         <w:rPr>
           <w:rFonts w:ascii="Avenir Next" w:hAnsi="Avenir Next" w:cs="Avenir Next" w:eastAsia="Avenir Next"/>
           <w:color w:val="1A1A1A"/>
-          <w:sz w:val="21"/>
+          <w:sz w:val="22"/>
           <w:szCs w:val="21"/>
         </w:rPr>
         <w:t xml:space="preserve"> skips. 5 × 3 = 15.</w:t>
@@ -1068,35 +1077,35 @@
           <w:rFonts w:ascii="Avenir Next" w:hAnsi="Avenir Next" w:cs="Avenir Next" w:eastAsia="Avenir Next"/>
           <w:b/>
           <w:color w:val="003A70"/>
+          <w:sz w:val="22"/>
+          <w:szCs w:val="18"/>
+        </w:rPr>
+        <w:t xml:space="preserve">Step 1</w:t>
+      </w:r>
+      <w:r>
+        <w:rPr>
+          <w:rFonts w:ascii="Avenir Next" w:hAnsi="Avenir Next" w:cs="Avenir Next" w:eastAsia="Avenir Next"/>
+          <w:color w:val="1A1A1A"/>
           <w:sz w:val="18"/>
           <w:szCs w:val="18"/>
         </w:rPr>
-        <w:t xml:space="preserve">Step 1</w:t>
-      </w:r>
-      <w:r>
-        <w:rPr>
-          <w:rFonts w:ascii="Avenir Next" w:hAnsi="Avenir Next" w:cs="Avenir Next" w:eastAsia="Avenir Next"/>
-          <w:color w:val="1A1A1A"/>
-          <w:sz w:val="18"/>
-          <w:szCs w:val="18"/>
-        </w:rPr>
         <w:tab/>
       </w:r>
       <w:r>
         <w:rPr>
           <w:rFonts w:ascii="Avenir Next" w:hAnsi="Avenir Next" w:cs="Avenir Next" w:eastAsia="Avenir Next"/>
           <w:color w:val="1A1A1A"/>
+          <w:sz w:val="22"/>
+          <w:szCs w:val="21"/>
+        </w:rPr>
+        <w:t xml:space="preserve">The product is </w:t>
+      </w:r>
+      <w:r>
+        <w:rPr>
+          <w:rFonts w:ascii="Avenir Next" w:hAnsi="Avenir Next" w:cs="Avenir Next" w:eastAsia="Avenir Next"/>
+          <w:color w:val="1A1A1A"/>
           <w:sz w:val="21"/>
           <w:szCs w:val="21"/>
-        </w:rPr>
-        <w:t xml:space="preserve">The product is </w:t>
-      </w:r>
-      <w:r>
-        <w:rPr>
-          <w:rFonts w:ascii="Avenir Next" w:hAnsi="Avenir Next" w:cs="Avenir Next" w:eastAsia="Avenir Next"/>
-          <w:color w:val="1A1A1A"/>
-          <w:sz w:val="21"/>
-          <w:szCs w:val="21"/>
           <w:u w:val="single"/>
         </w:rPr>
         <w:t xml:space="preserve">                </w:t>
@@ -1105,7 +1114,7 @@
         <w:rPr>
           <w:rFonts w:ascii="Avenir Next" w:hAnsi="Avenir Next" w:cs="Avenir Next" w:eastAsia="Avenir Next"/>
           <w:color w:val="1A1A1A"/>
-          <w:sz w:val="21"/>
+          <w:sz w:val="22"/>
           <w:szCs w:val="21"/>
         </w:rPr>
         <w:t xml:space="preserve">.</w:t>
@@ -1125,25 +1134,25 @@
           <w:rFonts w:ascii="Avenir Next" w:hAnsi="Avenir Next" w:cs="Avenir Next" w:eastAsia="Avenir Next"/>
           <w:b/>
           <w:color w:val="003A70"/>
+          <w:sz w:val="22"/>
+          <w:szCs w:val="18"/>
+        </w:rPr>
+        <w:t xml:space="preserve">Step 2</w:t>
+      </w:r>
+      <w:r>
+        <w:rPr>
+          <w:rFonts w:ascii="Avenir Next" w:hAnsi="Avenir Next" w:cs="Avenir Next" w:eastAsia="Avenir Next"/>
+          <w:color w:val="1A1A1A"/>
           <w:sz w:val="18"/>
           <w:szCs w:val="18"/>
         </w:rPr>
-        <w:t xml:space="preserve">Step 2</w:t>
-      </w:r>
-      <w:r>
-        <w:rPr>
-          <w:rFonts w:ascii="Avenir Next" w:hAnsi="Avenir Next" w:cs="Avenir Next" w:eastAsia="Avenir Next"/>
-          <w:color w:val="1A1A1A"/>
-          <w:sz w:val="18"/>
-          <w:szCs w:val="18"/>
-        </w:rPr>
         <w:tab/>
       </w:r>
       <w:r>
         <w:rPr>
           <w:rFonts w:ascii="Avenir Next" w:hAnsi="Avenir Next" w:cs="Avenir Next" w:eastAsia="Avenir Next"/>
           <w:color w:val="1A1A1A"/>
-          <w:sz w:val="21"/>
+          <w:sz w:val="22"/>
           <w:szCs w:val="21"/>
         </w:rPr>
         <w:t xml:space="preserve">4, 8, 12, 16, </w:t>
@@ -1173,18 +1182,18 @@
           <w:rFonts w:ascii="Avenir Next" w:hAnsi="Avenir Next" w:cs="Avenir Next" w:eastAsia="Avenir Next"/>
           <w:b/>
           <w:color w:val="003A70"/>
+          <w:sz w:val="22"/>
+          <w:szCs w:val="18"/>
+        </w:rPr>
+        <w:t xml:space="preserve">Step 3</w:t>
+      </w:r>
+      <w:r>
+        <w:rPr>
+          <w:rFonts w:ascii="Avenir Next" w:hAnsi="Avenir Next" w:cs="Avenir Next" w:eastAsia="Avenir Next"/>
+          <w:color w:val="1A1A1A"/>
           <w:sz w:val="18"/>
           <w:szCs w:val="18"/>
         </w:rPr>
-        <w:t xml:space="preserve">Step 3</w:t>
-      </w:r>
-      <w:r>
-        <w:rPr>
-          <w:rFonts w:ascii="Avenir Next" w:hAnsi="Avenir Next" w:cs="Avenir Next" w:eastAsia="Avenir Next"/>
-          <w:color w:val="1A1A1A"/>
-          <w:sz w:val="18"/>
-          <w:szCs w:val="18"/>
-        </w:rPr>
         <w:tab/>
       </w:r>
       <w:r>
@@ -1201,7 +1210,7 @@
         <w:rPr>
           <w:rFonts w:ascii="Avenir Next" w:hAnsi="Avenir Next" w:cs="Avenir Next" w:eastAsia="Avenir Next"/>
           <w:color w:val="1A1A1A"/>
-          <w:sz w:val="21"/>
+          <w:sz w:val="22"/>
           <w:szCs w:val="21"/>
         </w:rPr>
         <w:t xml:space="preserve"> skips. 4 × 5 = 20.</w:t>
@@ -1214,6 +1223,7 @@
     </w:p>
     <w:p>
       <w:pPr>
+        <w:pStyle w:val="Heading2"/>
         <w:keepNext/>
         <w:pBdr>
           <w:bottom w:val="single" w:sz="8" w:space="3" w:color="003A70"/>
@@ -1229,7 +1239,7 @@
           <w:b/>
           <w:color w:val="003A70"/>
           <w:spacing w:val="14"/>
-          <w:sz w:val="19"/>
+          <w:sz w:val="22"/>
           <w:szCs w:val="19"/>
         </w:rPr>
         <w:t xml:space="preserve">YOUR TURN</w:t>
@@ -1248,7 +1258,7 @@
           <w:rFonts w:ascii="Avenir Next" w:hAnsi="Avenir Next" w:cs="Avenir Next" w:eastAsia="Avenir Next"/>
           <w:i/>
           <w:color w:val="5A5F66"/>
-          <w:sz w:val="17"/>
+          <w:sz w:val="22"/>
           <w:szCs w:val="17"/>
         </w:rPr>
         <w:t xml:space="preserve">use the steps on your own</w:t>
@@ -1867,7 +1877,7 @@
       <w:pPr>
         <w:pageBreakBefore/>
         <w:keepNext/>
-        <w:spacing w:before="0" w:after="12" w:line="264" w:lineRule="auto"/>
+        <w:spacing w:before="0" w:after="12" w:line="252" w:lineRule="auto"/>
       </w:pPr>
       <w:r>
         <w:rPr>
@@ -1876,7 +1886,7 @@
           <w:caps/>
           <w:color w:val="003A70"/>
           <w:spacing w:val="12"/>
-          <w:sz w:val="19"/>
+          <w:sz w:val="22"/>
           <w:szCs w:val="19"/>
         </w:rPr>
         <w:t xml:space="preserve">Lesson 3-1  ·  Session 1  ·  Prerequisite Practice A  ·  Skill 2 of 2</w:t>
@@ -1884,6 +1894,7 @@
     </w:p>
     <w:p>
       <w:pPr>
+        <w:pStyle w:val="Heading1"/>
         <w:keepNext/>
         <w:spacing w:before="0" w:after="10" w:line="240" w:lineRule="auto"/>
       </w:pPr>
@@ -1903,13 +1914,13 @@
         <w:pBdr>
           <w:bottom w:val="single" w:sz="4" w:space="5" w:color="C9CDD2"/>
         </w:pBdr>
-        <w:spacing w:before="0" w:after="60" w:line="264" w:lineRule="auto"/>
+        <w:spacing w:before="0" w:after="60" w:line="252" w:lineRule="auto"/>
       </w:pPr>
       <w:r>
         <w:rPr>
           <w:rFonts w:ascii="Avenir Next" w:hAnsi="Avenir Next" w:cs="Avenir Next" w:eastAsia="Avenir Next"/>
           <w:color w:val="5A5F66"/>
-          <w:sz w:val="17"/>
+          <w:sz w:val="22"/>
           <w:szCs w:val="17"/>
         </w:rPr>
         <w:t xml:space="preserve">Builds on Grade 3 · 3.NF.A.1</w:t>
@@ -1952,7 +1963,8 @@
           </w:tcPr>
           <w:p>
             <w:pPr>
-              <w:spacing w:before="0" w:after="0" w:line="252" w:lineRule="auto"/>
+              <w:pStyle w:val="Heading2"/>
+              <w:spacing w:before="0" w:after="0" w:line="246" w:lineRule="auto"/>
             </w:pPr>
             <w:r>
               <w:rPr>
@@ -1975,13 +1987,13 @@
           </w:tcPr>
           <w:p>
             <w:pPr>
-              <w:spacing w:before="0" w:after="0" w:line="264" w:lineRule="auto"/>
+              <w:spacing w:before="0" w:after="0" w:line="252" w:lineRule="auto"/>
             </w:pPr>
             <w:r>
               <w:rPr>
                 <w:rFonts w:ascii="Avenir Next" w:hAnsi="Avenir Next" w:cs="Avenir Next" w:eastAsia="Avenir Next"/>
                 <w:color w:val="1A1A1A"/>
-                <w:sz w:val="20"/>
+                <w:sz w:val="22"/>
                 <w:szCs w:val="20"/>
               </w:rPr>
               <w:t xml:space="preserve">In a stack of 30 books, 12 are comics. Mystery books to all books is 18/30.</w:t>
@@ -2001,7 +2013,8 @@
           </w:tcPr>
           <w:p>
             <w:pPr>
-              <w:spacing w:before="0" w:after="0" w:line="252" w:lineRule="auto"/>
+              <w:pStyle w:val="Heading2"/>
+              <w:spacing w:before="0" w:after="0" w:line="246" w:lineRule="auto"/>
             </w:pPr>
             <w:r>
               <w:rPr>
@@ -2024,13 +2037,13 @@
           </w:tcPr>
           <w:p>
             <w:pPr>
-              <w:spacing w:before="0" w:after="0" w:line="264" w:lineRule="auto"/>
+              <w:spacing w:before="0" w:after="0" w:line="252" w:lineRule="auto"/>
             </w:pPr>
             <w:r>
               <w:rPr>
                 <w:rFonts w:ascii="Avenir Next" w:hAnsi="Avenir Next" w:cs="Avenir Next" w:eastAsia="Avenir Next"/>
                 <w:color w:val="1A1A1A"/>
-                <w:sz w:val="20"/>
+                <w:sz w:val="22"/>
                 <w:szCs w:val="20"/>
               </w:rPr>
               <w:t xml:space="preserve">Write a part of a group as a fraction: part over total.  </w:t>
@@ -2040,7 +2053,7 @@
                 <w:rFonts w:ascii="Avenir Next" w:hAnsi="Avenir Next" w:cs="Avenir Next" w:eastAsia="Avenir Next"/>
                 <w:b/>
                 <w:color w:val="1A1A1A"/>
-                <w:sz w:val="20"/>
+                <w:sz w:val="22"/>
                 <w:szCs w:val="20"/>
               </w:rPr>
               <w:t xml:space="preserve">You will use it in Practice Form A, problems 5 and 6.</w:t>
@@ -2051,6 +2064,7 @@
     </w:tbl>
     <w:p>
       <w:pPr>
+        <w:pStyle w:val="Heading2"/>
         <w:keepNext/>
         <w:pBdr>
           <w:bottom w:val="single" w:sz="8" w:space="3" w:color="003A70"/>
@@ -2066,7 +2080,7 @@
           <w:b/>
           <w:color w:val="003A70"/>
           <w:spacing w:val="14"/>
-          <w:sz w:val="19"/>
+          <w:sz w:val="22"/>
           <w:szCs w:val="19"/>
         </w:rPr>
         <w:t xml:space="preserve">STEPS TO FOLLOW</w:t>
@@ -2085,7 +2099,7 @@
           <w:rFonts w:ascii="Avenir Next" w:hAnsi="Avenir Next" w:cs="Avenir Next" w:eastAsia="Avenir Next"/>
           <w:i/>
           <w:color w:val="5A5F66"/>
-          <w:sz w:val="17"/>
+          <w:sz w:val="22"/>
           <w:szCs w:val="17"/>
         </w:rPr>
         <w:t xml:space="preserve">use these same steps on every problem</w:t>
@@ -2127,6 +2141,7 @@
           </w:tcPr>
           <w:p>
             <w:pPr>
+              <w:pStyle w:val="Heading1"/>
               <w:spacing w:before="0" w:after="0" w:line="240" w:lineRule="auto"/>
               <w:jc w:val="center"/>
             </w:pPr>
@@ -2149,13 +2164,13 @@
           </w:tcPr>
           <w:p>
             <w:pPr>
-              <w:spacing w:before="0" w:after="0" w:line="264" w:lineRule="auto"/>
+              <w:spacing w:before="0" w:after="0" w:line="252" w:lineRule="auto"/>
             </w:pPr>
             <w:r>
               <w:rPr>
                 <w:rFonts w:ascii="Avenir Next" w:hAnsi="Avenir Next" w:cs="Avenir Next" w:eastAsia="Avenir Next"/>
                 <w:color w:val="1A1A1A"/>
-                <w:sz w:val="21"/>
+                <w:sz w:val="22"/>
                 <w:szCs w:val="21"/>
               </w:rPr>
               <w:t xml:space="preserve">Find the </w:t>
@@ -2165,7 +2180,7 @@
                 <w:rFonts w:ascii="Avenir Next" w:hAnsi="Avenir Next" w:cs="Avenir Next" w:eastAsia="Avenir Next"/>
                 <w:b/>
                 <w:color w:val="1A1A1A"/>
-                <w:sz w:val="21"/>
+                <w:sz w:val="22"/>
                 <w:szCs w:val="21"/>
               </w:rPr>
               <w:t xml:space="preserve">part</w:t>
@@ -2174,7 +2189,7 @@
               <w:rPr>
                 <w:rFonts w:ascii="Avenir Next" w:hAnsi="Avenir Next" w:cs="Avenir Next" w:eastAsia="Avenir Next"/>
                 <w:color w:val="1A1A1A"/>
-                <w:sz w:val="21"/>
+                <w:sz w:val="22"/>
                 <w:szCs w:val="21"/>
               </w:rPr>
               <w:t xml:space="preserve"> you are asked about.</w:t>
@@ -2193,6 +2208,7 @@
           </w:tcPr>
           <w:p>
             <w:pPr>
+              <w:pStyle w:val="Heading1"/>
               <w:spacing w:before="0" w:after="0" w:line="240" w:lineRule="auto"/>
               <w:jc w:val="center"/>
             </w:pPr>
@@ -2215,13 +2231,13 @@
           </w:tcPr>
           <w:p>
             <w:pPr>
-              <w:spacing w:before="0" w:after="0" w:line="264" w:lineRule="auto"/>
+              <w:spacing w:before="0" w:after="0" w:line="252" w:lineRule="auto"/>
             </w:pPr>
             <w:r>
               <w:rPr>
                 <w:rFonts w:ascii="Avenir Next" w:hAnsi="Avenir Next" w:cs="Avenir Next" w:eastAsia="Avenir Next"/>
                 <w:color w:val="1A1A1A"/>
-                <w:sz w:val="21"/>
+                <w:sz w:val="22"/>
                 <w:szCs w:val="21"/>
               </w:rPr>
               <w:t xml:space="preserve">Add to find the </w:t>
@@ -2231,7 +2247,7 @@
                 <w:rFonts w:ascii="Avenir Next" w:hAnsi="Avenir Next" w:cs="Avenir Next" w:eastAsia="Avenir Next"/>
                 <w:b/>
                 <w:color w:val="1A1A1A"/>
-                <w:sz w:val="21"/>
+                <w:sz w:val="22"/>
                 <w:szCs w:val="21"/>
               </w:rPr>
               <w:t xml:space="preserve">total</w:t>
@@ -2240,7 +2256,7 @@
               <w:rPr>
                 <w:rFonts w:ascii="Avenir Next" w:hAnsi="Avenir Next" w:cs="Avenir Next" w:eastAsia="Avenir Next"/>
                 <w:color w:val="1A1A1A"/>
-                <w:sz w:val="21"/>
+                <w:sz w:val="22"/>
                 <w:szCs w:val="21"/>
               </w:rPr>
               <w:t xml:space="preserve">.</w:t>
@@ -2259,6 +2275,7 @@
           </w:tcPr>
           <w:p>
             <w:pPr>
+              <w:pStyle w:val="Heading1"/>
               <w:spacing w:before="0" w:after="0" w:line="240" w:lineRule="auto"/>
               <w:jc w:val="center"/>
             </w:pPr>
@@ -2281,13 +2298,13 @@
           </w:tcPr>
           <w:p>
             <w:pPr>
-              <w:spacing w:before="0" w:after="0" w:line="264" w:lineRule="auto"/>
+              <w:spacing w:before="0" w:after="0" w:line="252" w:lineRule="auto"/>
             </w:pPr>
             <w:r>
               <w:rPr>
                 <w:rFonts w:ascii="Avenir Next" w:hAnsi="Avenir Next" w:cs="Avenir Next" w:eastAsia="Avenir Next"/>
                 <w:color w:val="1A1A1A"/>
-                <w:sz w:val="21"/>
+                <w:sz w:val="22"/>
                 <w:szCs w:val="21"/>
               </w:rPr>
               <w:t xml:space="preserve">Write part </w:t>
@@ -2297,7 +2314,7 @@
                 <w:rFonts w:ascii="Avenir Next" w:hAnsi="Avenir Next" w:cs="Avenir Next" w:eastAsia="Avenir Next"/>
                 <w:b/>
                 <w:color w:val="1A1A1A"/>
-                <w:sz w:val="21"/>
+                <w:sz w:val="22"/>
                 <w:szCs w:val="21"/>
               </w:rPr>
               <w:t xml:space="preserve">over</w:t>
@@ -2306,7 +2323,7 @@
               <w:rPr>
                 <w:rFonts w:ascii="Avenir Next" w:hAnsi="Avenir Next" w:cs="Avenir Next" w:eastAsia="Avenir Next"/>
                 <w:color w:val="1A1A1A"/>
-                <w:sz w:val="21"/>
+                <w:sz w:val="22"/>
                 <w:szCs w:val="21"/>
               </w:rPr>
               <w:t xml:space="preserve"> total.</w:t>
@@ -2317,6 +2334,7 @@
     </w:tbl>
     <w:p>
       <w:pPr>
+        <w:pStyle w:val="Heading2"/>
         <w:keepNext/>
         <w:pBdr>
           <w:bottom w:val="single" w:sz="8" w:space="3" w:color="003A70"/>
@@ -2332,7 +2350,7 @@
           <w:b/>
           <w:color w:val="003A70"/>
           <w:spacing w:val="14"/>
-          <w:sz w:val="19"/>
+          <w:sz w:val="22"/>
           <w:szCs w:val="19"/>
         </w:rPr>
         <w:t xml:space="preserve">WATCH ME</w:t>
@@ -2351,7 +2369,7 @@
           <w:rFonts w:ascii="Avenir Next" w:hAnsi="Avenir Next" w:cs="Avenir Next" w:eastAsia="Avenir Next"/>
           <w:i/>
           <w:color w:val="5A5F66"/>
-          <w:sz w:val="17"/>
+          <w:sz w:val="22"/>
           <w:szCs w:val="17"/>
         </w:rPr>
         <w:t xml:space="preserve">the steps in action</w:t>
@@ -2359,14 +2377,14 @@
     </w:p>
     <w:p>
       <w:pPr>
-        <w:spacing w:before="0" w:after="40" w:line="264" w:lineRule="auto"/>
+        <w:spacing w:before="0" w:after="40" w:line="252" w:lineRule="auto"/>
       </w:pPr>
       <w:r>
         <w:rPr>
           <w:rFonts w:ascii="Avenir Next" w:hAnsi="Avenir Next" w:cs="Avenir Next" w:eastAsia="Avenir Next"/>
           <w:b/>
           <w:color w:val="1A1A1A"/>
-          <w:sz w:val="21"/>
+          <w:sz w:val="22"/>
           <w:szCs w:val="21"/>
         </w:rPr>
         <w:t xml:space="preserve">A bag has 4 red cubes and 6 blue cubes. What fraction is red?</w:t>
@@ -2377,7 +2395,7 @@
         <w:tabs>
           <w:tab w:val="left" w:pos="950"/>
         </w:tabs>
-        <w:spacing w:before="0" w:after="24" w:line="256" w:lineRule="auto"/>
+        <w:spacing w:before="0" w:after="24" w:line="248" w:lineRule="auto"/>
         <w:ind w:left="950" w:hanging="950"/>
       </w:pPr>
       <w:r>
@@ -2385,25 +2403,25 @@
           <w:rFonts w:ascii="Avenir Next" w:hAnsi="Avenir Next" w:cs="Avenir Next" w:eastAsia="Avenir Next"/>
           <w:b/>
           <w:color w:val="003A70"/>
+          <w:sz w:val="22"/>
+          <w:szCs w:val="19"/>
+        </w:rPr>
+        <w:t xml:space="preserve">Step 1</w:t>
+      </w:r>
+      <w:r>
+        <w:rPr>
+          <w:rFonts w:ascii="Avenir Next" w:hAnsi="Avenir Next" w:cs="Avenir Next" w:eastAsia="Avenir Next"/>
+          <w:color w:val="1A1A1A"/>
           <w:sz w:val="19"/>
           <w:szCs w:val="19"/>
         </w:rPr>
-        <w:t xml:space="preserve">Step 1</w:t>
-      </w:r>
-      <w:r>
-        <w:rPr>
-          <w:rFonts w:ascii="Avenir Next" w:hAnsi="Avenir Next" w:cs="Avenir Next" w:eastAsia="Avenir Next"/>
-          <w:color w:val="1A1A1A"/>
-          <w:sz w:val="19"/>
-          <w:szCs w:val="19"/>
-        </w:rPr>
         <w:tab/>
       </w:r>
       <w:r>
         <w:rPr>
           <w:rFonts w:ascii="Avenir Next" w:hAnsi="Avenir Next" w:cs="Avenir Next" w:eastAsia="Avenir Next"/>
           <w:color w:val="1A1A1A"/>
-          <w:sz w:val="21"/>
+          <w:sz w:val="22"/>
           <w:szCs w:val="21"/>
         </w:rPr>
         <w:t xml:space="preserve">The part is 4 red cubes.</w:t>
@@ -2414,7 +2432,7 @@
         <w:tabs>
           <w:tab w:val="left" w:pos="950"/>
         </w:tabs>
-        <w:spacing w:before="0" w:after="24" w:line="256" w:lineRule="auto"/>
+        <w:spacing w:before="0" w:after="24" w:line="248" w:lineRule="auto"/>
         <w:ind w:left="950" w:hanging="950"/>
       </w:pPr>
       <w:r>
@@ -2422,25 +2440,25 @@
           <w:rFonts w:ascii="Avenir Next" w:hAnsi="Avenir Next" w:cs="Avenir Next" w:eastAsia="Avenir Next"/>
           <w:b/>
           <w:color w:val="003A70"/>
+          <w:sz w:val="22"/>
+          <w:szCs w:val="19"/>
+        </w:rPr>
+        <w:t xml:space="preserve">Step 2</w:t>
+      </w:r>
+      <w:r>
+        <w:rPr>
+          <w:rFonts w:ascii="Avenir Next" w:hAnsi="Avenir Next" w:cs="Avenir Next" w:eastAsia="Avenir Next"/>
+          <w:color w:val="1A1A1A"/>
           <w:sz w:val="19"/>
           <w:szCs w:val="19"/>
         </w:rPr>
-        <w:t xml:space="preserve">Step 2</w:t>
-      </w:r>
-      <w:r>
-        <w:rPr>
-          <w:rFonts w:ascii="Avenir Next" w:hAnsi="Avenir Next" w:cs="Avenir Next" w:eastAsia="Avenir Next"/>
-          <w:color w:val="1A1A1A"/>
-          <w:sz w:val="19"/>
-          <w:szCs w:val="19"/>
-        </w:rPr>
         <w:tab/>
       </w:r>
       <w:r>
         <w:rPr>
           <w:rFonts w:ascii="Avenir Next" w:hAnsi="Avenir Next" w:cs="Avenir Next" w:eastAsia="Avenir Next"/>
           <w:color w:val="1A1A1A"/>
-          <w:sz w:val="21"/>
+          <w:sz w:val="22"/>
           <w:szCs w:val="21"/>
         </w:rPr>
         <w:t xml:space="preserve">4 + 6 = 10.</w:t>
@@ -2451,7 +2469,7 @@
         <w:tabs>
           <w:tab w:val="left" w:pos="950"/>
         </w:tabs>
-        <w:spacing w:before="0" w:after="24" w:line="256" w:lineRule="auto"/>
+        <w:spacing w:before="0" w:after="24" w:line="248" w:lineRule="auto"/>
         <w:ind w:left="950" w:hanging="950"/>
       </w:pPr>
       <w:r>
@@ -2459,25 +2477,25 @@
           <w:rFonts w:ascii="Avenir Next" w:hAnsi="Avenir Next" w:cs="Avenir Next" w:eastAsia="Avenir Next"/>
           <w:b/>
           <w:color w:val="003A70"/>
+          <w:sz w:val="22"/>
+          <w:szCs w:val="19"/>
+        </w:rPr>
+        <w:t xml:space="preserve">Step 3</w:t>
+      </w:r>
+      <w:r>
+        <w:rPr>
+          <w:rFonts w:ascii="Avenir Next" w:hAnsi="Avenir Next" w:cs="Avenir Next" w:eastAsia="Avenir Next"/>
+          <w:color w:val="1A1A1A"/>
           <w:sz w:val="19"/>
           <w:szCs w:val="19"/>
         </w:rPr>
-        <w:t xml:space="preserve">Step 3</w:t>
-      </w:r>
-      <w:r>
-        <w:rPr>
-          <w:rFonts w:ascii="Avenir Next" w:hAnsi="Avenir Next" w:cs="Avenir Next" w:eastAsia="Avenir Next"/>
-          <w:color w:val="1A1A1A"/>
-          <w:sz w:val="19"/>
-          <w:szCs w:val="19"/>
-        </w:rPr>
         <w:tab/>
       </w:r>
       <w:r>
         <w:rPr>
           <w:rFonts w:ascii="Avenir Next" w:hAnsi="Avenir Next" w:cs="Avenir Next" w:eastAsia="Avenir Next"/>
           <w:color w:val="1A1A1A"/>
-          <w:sz w:val="21"/>
+          <w:sz w:val="22"/>
           <w:szCs w:val="21"/>
         </w:rPr>
         <w:t xml:space="preserve">4/10.</w:t>
@@ -2488,7 +2506,7 @@
         <w:tabs>
           <w:tab w:val="left" w:pos="950"/>
         </w:tabs>
-        <w:spacing w:before="20" w:after="0" w:line="256" w:lineRule="auto"/>
+        <w:spacing w:before="20" w:after="0" w:line="248" w:lineRule="auto"/>
         <w:ind w:left="950" w:hanging="950"/>
       </w:pPr>
       <w:r>
@@ -2496,18 +2514,18 @@
           <w:rFonts w:ascii="Avenir Next" w:hAnsi="Avenir Next" w:cs="Avenir Next" w:eastAsia="Avenir Next"/>
           <w:b/>
           <w:color w:val="1A1A1A"/>
+          <w:sz w:val="22"/>
+          <w:szCs w:val="21"/>
+        </w:rPr>
+        <w:t xml:space="preserve">Answer</w:t>
+      </w:r>
+      <w:r>
+        <w:rPr>
+          <w:rFonts w:ascii="Avenir Next" w:hAnsi="Avenir Next" w:cs="Avenir Next" w:eastAsia="Avenir Next"/>
+          <w:color w:val="1A1A1A"/>
           <w:sz w:val="21"/>
           <w:szCs w:val="21"/>
         </w:rPr>
-        <w:t xml:space="preserve">Answer</w:t>
-      </w:r>
-      <w:r>
-        <w:rPr>
-          <w:rFonts w:ascii="Avenir Next" w:hAnsi="Avenir Next" w:cs="Avenir Next" w:eastAsia="Avenir Next"/>
-          <w:color w:val="1A1A1A"/>
-          <w:sz w:val="21"/>
-          <w:szCs w:val="21"/>
-        </w:rPr>
         <w:tab/>
       </w:r>
       <w:r>
@@ -2515,7 +2533,7 @@
           <w:rFonts w:ascii="Avenir Next" w:hAnsi="Avenir Next" w:cs="Avenir Next" w:eastAsia="Avenir Next"/>
           <w:b/>
           <w:color w:val="1A1A1A"/>
-          <w:sz w:val="21"/>
+          <w:sz w:val="22"/>
           <w:szCs w:val="21"/>
         </w:rPr>
         <w:t xml:space="preserve">4/10</w:t>
@@ -2523,6 +2541,7 @@
     </w:p>
     <w:p>
       <w:pPr>
+        <w:pStyle w:val="Heading2"/>
         <w:keepNext/>
         <w:pBdr>
           <w:bottom w:val="single" w:sz="8" w:space="3" w:color="003A70"/>
@@ -2538,7 +2557,7 @@
           <w:b/>
           <w:color w:val="003A70"/>
           <w:spacing w:val="14"/>
-          <w:sz w:val="19"/>
+          <w:sz w:val="22"/>
           <w:szCs w:val="19"/>
         </w:rPr>
         <w:t xml:space="preserve">TRY IT WITH HELP</w:t>
@@ -2557,7 +2576,7 @@
           <w:rFonts w:ascii="Avenir Next" w:hAnsi="Avenir Next" w:cs="Avenir Next" w:eastAsia="Avenir Next"/>
           <w:i/>
           <w:color w:val="5A5F66"/>
-          <w:sz w:val="17"/>
+          <w:sz w:val="22"/>
           <w:szCs w:val="17"/>
         </w:rPr>
         <w:t xml:space="preserve">fill in each step</w:t>
@@ -2569,7 +2588,7 @@
         <w:tabs>
           <w:tab w:val="left" w:pos="432"/>
         </w:tabs>
-        <w:spacing w:before="90" w:after="40" w:line="268" w:lineRule="auto"/>
+        <w:spacing w:before="90" w:after="40" w:line="254" w:lineRule="auto"/>
         <w:ind w:left="432" w:hanging="432"/>
       </w:pPr>
       <w:r>
@@ -2607,7 +2626,7 @@
         <w:tabs>
           <w:tab w:val="left" w:pos="1300"/>
         </w:tabs>
-        <w:spacing w:before="0" w:after="24" w:line="272" w:lineRule="auto"/>
+        <w:spacing w:before="0" w:after="24" w:line="256" w:lineRule="auto"/>
         <w:ind w:left="1300" w:hanging="868"/>
       </w:pPr>
       <w:r>
@@ -2615,35 +2634,35 @@
           <w:rFonts w:ascii="Avenir Next" w:hAnsi="Avenir Next" w:cs="Avenir Next" w:eastAsia="Avenir Next"/>
           <w:b/>
           <w:color w:val="003A70"/>
+          <w:sz w:val="22"/>
+          <w:szCs w:val="18"/>
+        </w:rPr>
+        <w:t xml:space="preserve">Step 1</w:t>
+      </w:r>
+      <w:r>
+        <w:rPr>
+          <w:rFonts w:ascii="Avenir Next" w:hAnsi="Avenir Next" w:cs="Avenir Next" w:eastAsia="Avenir Next"/>
+          <w:color w:val="1A1A1A"/>
           <w:sz w:val="18"/>
           <w:szCs w:val="18"/>
         </w:rPr>
-        <w:t xml:space="preserve">Step 1</w:t>
-      </w:r>
-      <w:r>
-        <w:rPr>
-          <w:rFonts w:ascii="Avenir Next" w:hAnsi="Avenir Next" w:cs="Avenir Next" w:eastAsia="Avenir Next"/>
-          <w:color w:val="1A1A1A"/>
-          <w:sz w:val="18"/>
-          <w:szCs w:val="18"/>
-        </w:rPr>
         <w:tab/>
       </w:r>
       <w:r>
         <w:rPr>
           <w:rFonts w:ascii="Avenir Next" w:hAnsi="Avenir Next" w:cs="Avenir Next" w:eastAsia="Avenir Next"/>
           <w:color w:val="1A1A1A"/>
+          <w:sz w:val="22"/>
+          <w:szCs w:val="21"/>
+        </w:rPr>
+        <w:t xml:space="preserve">The part is </w:t>
+      </w:r>
+      <w:r>
+        <w:rPr>
+          <w:rFonts w:ascii="Avenir Next" w:hAnsi="Avenir Next" w:cs="Avenir Next" w:eastAsia="Avenir Next"/>
+          <w:color w:val="1A1A1A"/>
           <w:sz w:val="21"/>
           <w:szCs w:val="21"/>
-        </w:rPr>
-        <w:t xml:space="preserve">The part is </w:t>
-      </w:r>
-      <w:r>
-        <w:rPr>
-          <w:rFonts w:ascii="Avenir Next" w:hAnsi="Avenir Next" w:cs="Avenir Next" w:eastAsia="Avenir Next"/>
-          <w:color w:val="1A1A1A"/>
-          <w:sz w:val="21"/>
-          <w:szCs w:val="21"/>
           <w:u w:val="single"/>
         </w:rPr>
         <w:t xml:space="preserve">                </w:t>
@@ -2652,7 +2671,7 @@
         <w:rPr>
           <w:rFonts w:ascii="Avenir Next" w:hAnsi="Avenir Next" w:cs="Avenir Next" w:eastAsia="Avenir Next"/>
           <w:color w:val="1A1A1A"/>
-          <w:sz w:val="21"/>
+          <w:sz w:val="22"/>
           <w:szCs w:val="21"/>
         </w:rPr>
         <w:t xml:space="preserve"> cats.</w:t>
@@ -2664,7 +2683,7 @@
         <w:tabs>
           <w:tab w:val="left" w:pos="1300"/>
         </w:tabs>
-        <w:spacing w:before="0" w:after="24" w:line="272" w:lineRule="auto"/>
+        <w:spacing w:before="0" w:after="24" w:line="256" w:lineRule="auto"/>
         <w:ind w:left="1300" w:hanging="868"/>
       </w:pPr>
       <w:r>
@@ -2672,25 +2691,25 @@
           <w:rFonts w:ascii="Avenir Next" w:hAnsi="Avenir Next" w:cs="Avenir Next" w:eastAsia="Avenir Next"/>
           <w:b/>
           <w:color w:val="003A70"/>
+          <w:sz w:val="22"/>
+          <w:szCs w:val="18"/>
+        </w:rPr>
+        <w:t xml:space="preserve">Step 2</w:t>
+      </w:r>
+      <w:r>
+        <w:rPr>
+          <w:rFonts w:ascii="Avenir Next" w:hAnsi="Avenir Next" w:cs="Avenir Next" w:eastAsia="Avenir Next"/>
+          <w:color w:val="1A1A1A"/>
           <w:sz w:val="18"/>
           <w:szCs w:val="18"/>
         </w:rPr>
-        <w:t xml:space="preserve">Step 2</w:t>
-      </w:r>
-      <w:r>
-        <w:rPr>
-          <w:rFonts w:ascii="Avenir Next" w:hAnsi="Avenir Next" w:cs="Avenir Next" w:eastAsia="Avenir Next"/>
-          <w:color w:val="1A1A1A"/>
-          <w:sz w:val="18"/>
-          <w:szCs w:val="18"/>
-        </w:rPr>
         <w:tab/>
       </w:r>
       <w:r>
         <w:rPr>
           <w:rFonts w:ascii="Avenir Next" w:hAnsi="Avenir Next" w:cs="Avenir Next" w:eastAsia="Avenir Next"/>
           <w:color w:val="1A1A1A"/>
-          <w:sz w:val="21"/>
+          <w:sz w:val="22"/>
           <w:szCs w:val="21"/>
         </w:rPr>
         <w:t xml:space="preserve">3 + 5 = </w:t>
@@ -2712,7 +2731,7 @@
         <w:tabs>
           <w:tab w:val="left" w:pos="1300"/>
         </w:tabs>
-        <w:spacing w:before="0" w:after="24" w:line="272" w:lineRule="auto"/>
+        <w:spacing w:before="0" w:after="24" w:line="256" w:lineRule="auto"/>
         <w:ind w:left="1300" w:hanging="868"/>
       </w:pPr>
       <w:r>
@@ -2720,18 +2739,18 @@
           <w:rFonts w:ascii="Avenir Next" w:hAnsi="Avenir Next" w:cs="Avenir Next" w:eastAsia="Avenir Next"/>
           <w:b/>
           <w:color w:val="003A70"/>
+          <w:sz w:val="22"/>
+          <w:szCs w:val="18"/>
+        </w:rPr>
+        <w:t xml:space="preserve">Step 3</w:t>
+      </w:r>
+      <w:r>
+        <w:rPr>
+          <w:rFonts w:ascii="Avenir Next" w:hAnsi="Avenir Next" w:cs="Avenir Next" w:eastAsia="Avenir Next"/>
+          <w:color w:val="1A1A1A"/>
           <w:sz w:val="18"/>
           <w:szCs w:val="18"/>
         </w:rPr>
-        <w:t xml:space="preserve">Step 3</w:t>
-      </w:r>
-      <w:r>
-        <w:rPr>
-          <w:rFonts w:ascii="Avenir Next" w:hAnsi="Avenir Next" w:cs="Avenir Next" w:eastAsia="Avenir Next"/>
-          <w:color w:val="1A1A1A"/>
-          <w:sz w:val="18"/>
-          <w:szCs w:val="18"/>
-        </w:rPr>
         <w:tab/>
       </w:r>
       <w:r>
@@ -2748,7 +2767,7 @@
         <w:rPr>
           <w:rFonts w:ascii="Avenir Next" w:hAnsi="Avenir Next" w:cs="Avenir Next" w:eastAsia="Avenir Next"/>
           <w:color w:val="1A1A1A"/>
-          <w:sz w:val="21"/>
+          <w:sz w:val="22"/>
           <w:szCs w:val="21"/>
         </w:rPr>
         <w:t xml:space="preserve">/</w:t>
@@ -2775,7 +2794,7 @@
         <w:tabs>
           <w:tab w:val="left" w:pos="432"/>
         </w:tabs>
-        <w:spacing w:before="90" w:after="40" w:line="268" w:lineRule="auto"/>
+        <w:spacing w:before="90" w:after="40" w:line="254" w:lineRule="auto"/>
         <w:ind w:left="432" w:hanging="432"/>
       </w:pPr>
       <w:r>
@@ -2813,7 +2832,7 @@
         <w:tabs>
           <w:tab w:val="left" w:pos="1300"/>
         </w:tabs>
-        <w:spacing w:before="0" w:after="24" w:line="272" w:lineRule="auto"/>
+        <w:spacing w:before="0" w:after="24" w:line="256" w:lineRule="auto"/>
         <w:ind w:left="1300" w:hanging="868"/>
       </w:pPr>
       <w:r>
@@ -2821,35 +2840,35 @@
           <w:rFonts w:ascii="Avenir Next" w:hAnsi="Avenir Next" w:cs="Avenir Next" w:eastAsia="Avenir Next"/>
           <w:b/>
           <w:color w:val="003A70"/>
+          <w:sz w:val="22"/>
+          <w:szCs w:val="18"/>
+        </w:rPr>
+        <w:t xml:space="preserve">Step 1</w:t>
+      </w:r>
+      <w:r>
+        <w:rPr>
+          <w:rFonts w:ascii="Avenir Next" w:hAnsi="Avenir Next" w:cs="Avenir Next" w:eastAsia="Avenir Next"/>
+          <w:color w:val="1A1A1A"/>
           <w:sz w:val="18"/>
           <w:szCs w:val="18"/>
         </w:rPr>
-        <w:t xml:space="preserve">Step 1</w:t>
-      </w:r>
-      <w:r>
-        <w:rPr>
-          <w:rFonts w:ascii="Avenir Next" w:hAnsi="Avenir Next" w:cs="Avenir Next" w:eastAsia="Avenir Next"/>
-          <w:color w:val="1A1A1A"/>
-          <w:sz w:val="18"/>
-          <w:szCs w:val="18"/>
-        </w:rPr>
         <w:tab/>
       </w:r>
       <w:r>
         <w:rPr>
           <w:rFonts w:ascii="Avenir Next" w:hAnsi="Avenir Next" w:cs="Avenir Next" w:eastAsia="Avenir Next"/>
           <w:color w:val="1A1A1A"/>
+          <w:sz w:val="22"/>
+          <w:szCs w:val="21"/>
+        </w:rPr>
+        <w:t xml:space="preserve">The part is </w:t>
+      </w:r>
+      <w:r>
+        <w:rPr>
+          <w:rFonts w:ascii="Avenir Next" w:hAnsi="Avenir Next" w:cs="Avenir Next" w:eastAsia="Avenir Next"/>
+          <w:color w:val="1A1A1A"/>
           <w:sz w:val="21"/>
           <w:szCs w:val="21"/>
-        </w:rPr>
-        <w:t xml:space="preserve">The part is </w:t>
-      </w:r>
-      <w:r>
-        <w:rPr>
-          <w:rFonts w:ascii="Avenir Next" w:hAnsi="Avenir Next" w:cs="Avenir Next" w:eastAsia="Avenir Next"/>
-          <w:color w:val="1A1A1A"/>
-          <w:sz w:val="21"/>
-          <w:szCs w:val="21"/>
           <w:u w:val="single"/>
         </w:rPr>
         <w:t xml:space="preserve">                </w:t>
@@ -2858,7 +2877,7 @@
         <w:rPr>
           <w:rFonts w:ascii="Avenir Next" w:hAnsi="Avenir Next" w:cs="Avenir Next" w:eastAsia="Avenir Next"/>
           <w:color w:val="1A1A1A"/>
-          <w:sz w:val="21"/>
+          <w:sz w:val="22"/>
           <w:szCs w:val="21"/>
         </w:rPr>
         <w:t xml:space="preserve"> pears.</w:t>
@@ -2870,7 +2889,7 @@
         <w:tabs>
           <w:tab w:val="left" w:pos="1300"/>
         </w:tabs>
-        <w:spacing w:before="0" w:after="24" w:line="272" w:lineRule="auto"/>
+        <w:spacing w:before="0" w:after="24" w:line="256" w:lineRule="auto"/>
         <w:ind w:left="1300" w:hanging="868"/>
       </w:pPr>
       <w:r>
@@ -2878,25 +2897,25 @@
           <w:rFonts w:ascii="Avenir Next" w:hAnsi="Avenir Next" w:cs="Avenir Next" w:eastAsia="Avenir Next"/>
           <w:b/>
           <w:color w:val="003A70"/>
+          <w:sz w:val="22"/>
+          <w:szCs w:val="18"/>
+        </w:rPr>
+        <w:t xml:space="preserve">Step 2</w:t>
+      </w:r>
+      <w:r>
+        <w:rPr>
+          <w:rFonts w:ascii="Avenir Next" w:hAnsi="Avenir Next" w:cs="Avenir Next" w:eastAsia="Avenir Next"/>
+          <w:color w:val="1A1A1A"/>
           <w:sz w:val="18"/>
           <w:szCs w:val="18"/>
         </w:rPr>
-        <w:t xml:space="preserve">Step 2</w:t>
-      </w:r>
-      <w:r>
-        <w:rPr>
-          <w:rFonts w:ascii="Avenir Next" w:hAnsi="Avenir Next" w:cs="Avenir Next" w:eastAsia="Avenir Next"/>
-          <w:color w:val="1A1A1A"/>
-          <w:sz w:val="18"/>
-          <w:szCs w:val="18"/>
-        </w:rPr>
         <w:tab/>
       </w:r>
       <w:r>
         <w:rPr>
           <w:rFonts w:ascii="Avenir Next" w:hAnsi="Avenir Next" w:cs="Avenir Next" w:eastAsia="Avenir Next"/>
           <w:color w:val="1A1A1A"/>
-          <w:sz w:val="21"/>
+          <w:sz w:val="22"/>
           <w:szCs w:val="21"/>
         </w:rPr>
         <w:t xml:space="preserve">2 + 4 + 1 = </w:t>
@@ -2918,7 +2937,7 @@
         <w:tabs>
           <w:tab w:val="left" w:pos="1300"/>
         </w:tabs>
-        <w:spacing w:before="0" w:after="24" w:line="272" w:lineRule="auto"/>
+        <w:spacing w:before="0" w:after="24" w:line="256" w:lineRule="auto"/>
         <w:ind w:left="1300" w:hanging="868"/>
       </w:pPr>
       <w:r>
@@ -2926,18 +2945,18 @@
           <w:rFonts w:ascii="Avenir Next" w:hAnsi="Avenir Next" w:cs="Avenir Next" w:eastAsia="Avenir Next"/>
           <w:b/>
           <w:color w:val="003A70"/>
+          <w:sz w:val="22"/>
+          <w:szCs w:val="18"/>
+        </w:rPr>
+        <w:t xml:space="preserve">Step 3</w:t>
+      </w:r>
+      <w:r>
+        <w:rPr>
+          <w:rFonts w:ascii="Avenir Next" w:hAnsi="Avenir Next" w:cs="Avenir Next" w:eastAsia="Avenir Next"/>
+          <w:color w:val="1A1A1A"/>
           <w:sz w:val="18"/>
           <w:szCs w:val="18"/>
         </w:rPr>
-        <w:t xml:space="preserve">Step 3</w:t>
-      </w:r>
-      <w:r>
-        <w:rPr>
-          <w:rFonts w:ascii="Avenir Next" w:hAnsi="Avenir Next" w:cs="Avenir Next" w:eastAsia="Avenir Next"/>
-          <w:color w:val="1A1A1A"/>
-          <w:sz w:val="18"/>
-          <w:szCs w:val="18"/>
-        </w:rPr>
         <w:tab/>
       </w:r>
       <w:r>
@@ -2954,17 +2973,17 @@
         <w:rPr>
           <w:rFonts w:ascii="Avenir Next" w:hAnsi="Avenir Next" w:cs="Avenir Next" w:eastAsia="Avenir Next"/>
           <w:color w:val="1A1A1A"/>
+          <w:sz w:val="22"/>
+          <w:szCs w:val="21"/>
+        </w:rPr>
+        <w:t xml:space="preserve">/</w:t>
+      </w:r>
+      <w:r>
+        <w:rPr>
+          <w:rFonts w:ascii="Avenir Next" w:hAnsi="Avenir Next" w:cs="Avenir Next" w:eastAsia="Avenir Next"/>
+          <w:color w:val="1A1A1A"/>
           <w:sz w:val="21"/>
           <w:szCs w:val="21"/>
-        </w:rPr>
-        <w:t xml:space="preserve">/</w:t>
-      </w:r>
-      <w:r>
-        <w:rPr>
-          <w:rFonts w:ascii="Avenir Next" w:hAnsi="Avenir Next" w:cs="Avenir Next" w:eastAsia="Avenir Next"/>
-          <w:color w:val="1A1A1A"/>
-          <w:sz w:val="21"/>
-          <w:szCs w:val="21"/>
           <w:u w:val="single"/>
         </w:rPr>
         <w:t xml:space="preserve">                </w:t>
@@ -2977,6 +2996,7 @@
     </w:p>
     <w:p>
       <w:pPr>
+        <w:pStyle w:val="Heading2"/>
         <w:keepNext/>
         <w:pBdr>
           <w:bottom w:val="single" w:sz="8" w:space="3" w:color="003A70"/>
@@ -2992,7 +3012,7 @@
           <w:b/>
           <w:color w:val="003A70"/>
           <w:spacing w:val="14"/>
-          <w:sz w:val="19"/>
+          <w:sz w:val="22"/>
           <w:szCs w:val="19"/>
         </w:rPr>
         <w:t xml:space="preserve">YOUR TURN</w:t>
@@ -3011,7 +3031,7 @@
           <w:rFonts w:ascii="Avenir Next" w:hAnsi="Avenir Next" w:cs="Avenir Next" w:eastAsia="Avenir Next"/>
           <w:i/>
           <w:color w:val="5A5F66"/>
-          <w:sz w:val="17"/>
+          <w:sz w:val="22"/>
           <w:szCs w:val="17"/>
         </w:rPr>
         <w:t xml:space="preserve">use the steps on your own</w:t>
@@ -3061,7 +3081,7 @@
               <w:tabs>
                 <w:tab w:val="left" w:pos="432"/>
               </w:tabs>
-              <w:spacing w:before="90" w:after="40" w:line="268" w:lineRule="auto"/>
+              <w:spacing w:before="90" w:after="40" w:line="254" w:lineRule="auto"/>
               <w:ind w:left="432" w:hanging="432"/>
             </w:pPr>
             <w:r>
@@ -3134,7 +3154,7 @@
                     <w:tabs>
                       <w:tab w:val="left" w:pos="340"/>
                     </w:tabs>
-                    <w:spacing w:before="0" w:after="0" w:line="276" w:lineRule="auto"/>
+                    <w:spacing w:before="0" w:after="0" w:line="258" w:lineRule="auto"/>
                     <w:ind w:left="340" w:hanging="340"/>
                   </w:pPr>
                   <w:r>
@@ -3196,7 +3216,7 @@
                     <w:tabs>
                       <w:tab w:val="left" w:pos="340"/>
                     </w:tabs>
-                    <w:spacing w:before="0" w:after="0" w:line="276" w:lineRule="auto"/>
+                    <w:spacing w:before="0" w:after="0" w:line="258" w:lineRule="auto"/>
                     <w:ind w:left="340" w:hanging="340"/>
                   </w:pPr>
                   <w:r>
@@ -3264,7 +3284,7 @@
                     <w:tabs>
                       <w:tab w:val="left" w:pos="340"/>
                     </w:tabs>
-                    <w:spacing w:before="0" w:after="0" w:line="276" w:lineRule="auto"/>
+                    <w:spacing w:before="0" w:after="0" w:line="258" w:lineRule="auto"/>
                     <w:ind w:left="340" w:hanging="340"/>
                   </w:pPr>
                   <w:r>
@@ -3326,7 +3346,7 @@
                     <w:tabs>
                       <w:tab w:val="left" w:pos="340"/>
                     </w:tabs>
-                    <w:spacing w:before="0" w:after="0" w:line="276" w:lineRule="auto"/>
+                    <w:spacing w:before="0" w:after="0" w:line="258" w:lineRule="auto"/>
                     <w:ind w:left="340" w:hanging="340"/>
                   </w:pPr>
                   <w:r>
@@ -3395,6 +3415,7 @@
     </w:p>
     <w:p>
       <w:pPr>
+        <w:pStyle w:val="Heading2"/>
         <w:keepNext/>
         <w:pBdr>
           <w:bottom w:val="single" w:sz="8" w:space="3" w:color="003A70"/>
@@ -3410,7 +3431,7 @@
           <w:b/>
           <w:color w:val="003A70"/>
           <w:spacing w:val="14"/>
-          <w:sz w:val="19"/>
+          <w:sz w:val="22"/>
           <w:szCs w:val="19"/>
         </w:rPr>
         <w:t xml:space="preserve">READY CHECK</w:t>
@@ -3429,7 +3450,7 @@
           <w:rFonts w:ascii="Avenir Next" w:hAnsi="Avenir Next" w:cs="Avenir Next" w:eastAsia="Avenir Next"/>
           <w:i/>
           <w:color w:val="5A5F66"/>
-          <w:sz w:val="17"/>
+          <w:sz w:val="22"/>
           <w:szCs w:val="17"/>
         </w:rPr>
         <w:t xml:space="preserve">a problem like the one in today’s lesson</w:t>
@@ -3479,7 +3500,7 @@
               <w:tabs>
                 <w:tab w:val="left" w:pos="432"/>
               </w:tabs>
-              <w:spacing w:before="90" w:after="40" w:line="268" w:lineRule="auto"/>
+              <w:spacing w:before="90" w:after="40" w:line="254" w:lineRule="auto"/>
               <w:ind w:left="432" w:hanging="432"/>
             </w:pPr>
             <w:r>
@@ -3553,7 +3574,7 @@
                     <w:tabs>
                       <w:tab w:val="left" w:pos="340"/>
                     </w:tabs>
-                    <w:spacing w:before="0" w:after="0" w:line="264" w:lineRule="auto"/>
+                    <w:spacing w:before="0" w:after="0" w:line="252" w:lineRule="auto"/>
                     <w:ind w:left="340" w:hanging="340"/>
                   </w:pPr>
                   <w:r>
@@ -3561,25 +3582,25 @@
                       <w:rFonts w:ascii="Avenir Next" w:hAnsi="Avenir Next" w:cs="Avenir Next" w:eastAsia="Avenir Next"/>
                       <w:b/>
                       <w:color w:val="003A70"/>
+                      <w:sz w:val="22"/>
+                      <w:szCs w:val="21"/>
+                    </w:rPr>
+                    <w:t xml:space="preserve">A</w:t>
+                  </w:r>
+                  <w:r>
+                    <w:rPr>
+                      <w:rFonts w:ascii="Avenir Next" w:hAnsi="Avenir Next" w:cs="Avenir Next" w:eastAsia="Avenir Next"/>
+                      <w:color w:val="1A1A1A"/>
                       <w:sz w:val="21"/>
                       <w:szCs w:val="21"/>
                     </w:rPr>
-                    <w:t xml:space="preserve">A</w:t>
-                  </w:r>
-                  <w:r>
-                    <w:rPr>
-                      <w:rFonts w:ascii="Avenir Next" w:hAnsi="Avenir Next" w:cs="Avenir Next" w:eastAsia="Avenir Next"/>
-                      <w:color w:val="1A1A1A"/>
-                      <w:sz w:val="21"/>
-                      <w:szCs w:val="21"/>
-                    </w:rPr>
                     <w:tab/>
                   </w:r>
                   <w:r>
                     <w:rPr>
                       <w:rFonts w:ascii="Avenir Next" w:hAnsi="Avenir Next" w:cs="Avenir Next" w:eastAsia="Avenir Next"/>
                       <w:color w:val="1A1A1A"/>
-                      <w:sz w:val="21"/>
+                      <w:sz w:val="22"/>
                       <w:szCs w:val="21"/>
                     </w:rPr>
                     <w:t xml:space="preserve">15/10</w:t>
@@ -3596,7 +3617,7 @@
                     <w:tabs>
                       <w:tab w:val="left" w:pos="340"/>
                     </w:tabs>
-                    <w:spacing w:before="0" w:after="0" w:line="264" w:lineRule="auto"/>
+                    <w:spacing w:before="0" w:after="0" w:line="252" w:lineRule="auto"/>
                     <w:ind w:left="340" w:hanging="340"/>
                   </w:pPr>
                   <w:r>
@@ -3604,25 +3625,25 @@
                       <w:rFonts w:ascii="Avenir Next" w:hAnsi="Avenir Next" w:cs="Avenir Next" w:eastAsia="Avenir Next"/>
                       <w:b/>
                       <w:color w:val="003A70"/>
+                      <w:sz w:val="22"/>
+                      <w:szCs w:val="21"/>
+                    </w:rPr>
+                    <w:t xml:space="preserve">B</w:t>
+                  </w:r>
+                  <w:r>
+                    <w:rPr>
+                      <w:rFonts w:ascii="Avenir Next" w:hAnsi="Avenir Next" w:cs="Avenir Next" w:eastAsia="Avenir Next"/>
+                      <w:color w:val="1A1A1A"/>
                       <w:sz w:val="21"/>
                       <w:szCs w:val="21"/>
                     </w:rPr>
-                    <w:t xml:space="preserve">B</w:t>
-                  </w:r>
-                  <w:r>
-                    <w:rPr>
-                      <w:rFonts w:ascii="Avenir Next" w:hAnsi="Avenir Next" w:cs="Avenir Next" w:eastAsia="Avenir Next"/>
-                      <w:color w:val="1A1A1A"/>
-                      <w:sz w:val="21"/>
-                      <w:szCs w:val="21"/>
-                    </w:rPr>
                     <w:tab/>
                   </w:r>
                   <w:r>
                     <w:rPr>
                       <w:rFonts w:ascii="Avenir Next" w:hAnsi="Avenir Next" w:cs="Avenir Next" w:eastAsia="Avenir Next"/>
                       <w:color w:val="1A1A1A"/>
-                      <w:sz w:val="21"/>
+                      <w:sz w:val="22"/>
                       <w:szCs w:val="21"/>
                     </w:rPr>
                     <w:t xml:space="preserve">15/25</w:t>
@@ -3639,7 +3660,7 @@
                     <w:tabs>
                       <w:tab w:val="left" w:pos="340"/>
                     </w:tabs>
-                    <w:spacing w:before="0" w:after="0" w:line="264" w:lineRule="auto"/>
+                    <w:spacing w:before="0" w:after="0" w:line="252" w:lineRule="auto"/>
                     <w:ind w:left="340" w:hanging="340"/>
                   </w:pPr>
                   <w:r>
@@ -3647,25 +3668,25 @@
                       <w:rFonts w:ascii="Avenir Next" w:hAnsi="Avenir Next" w:cs="Avenir Next" w:eastAsia="Avenir Next"/>
                       <w:b/>
                       <w:color w:val="003A70"/>
+                      <w:sz w:val="22"/>
+                      <w:szCs w:val="21"/>
+                    </w:rPr>
+                    <w:t xml:space="preserve">C</w:t>
+                  </w:r>
+                  <w:r>
+                    <w:rPr>
+                      <w:rFonts w:ascii="Avenir Next" w:hAnsi="Avenir Next" w:cs="Avenir Next" w:eastAsia="Avenir Next"/>
+                      <w:color w:val="1A1A1A"/>
                       <w:sz w:val="21"/>
                       <w:szCs w:val="21"/>
                     </w:rPr>
-                    <w:t xml:space="preserve">C</w:t>
-                  </w:r>
-                  <w:r>
-                    <w:rPr>
-                      <w:rFonts w:ascii="Avenir Next" w:hAnsi="Avenir Next" w:cs="Avenir Next" w:eastAsia="Avenir Next"/>
-                      <w:color w:val="1A1A1A"/>
-                      <w:sz w:val="21"/>
-                      <w:szCs w:val="21"/>
-                    </w:rPr>
                     <w:tab/>
                   </w:r>
                   <w:r>
                     <w:rPr>
                       <w:rFonts w:ascii="Avenir Next" w:hAnsi="Avenir Next" w:cs="Avenir Next" w:eastAsia="Avenir Next"/>
                       <w:color w:val="1A1A1A"/>
-                      <w:sz w:val="21"/>
+                      <w:sz w:val="22"/>
                       <w:szCs w:val="21"/>
                     </w:rPr>
                     <w:t xml:space="preserve">10/25</w:t>
@@ -3682,7 +3703,7 @@
                     <w:tabs>
                       <w:tab w:val="left" w:pos="340"/>
                     </w:tabs>
-                    <w:spacing w:before="0" w:after="0" w:line="264" w:lineRule="auto"/>
+                    <w:spacing w:before="0" w:after="0" w:line="252" w:lineRule="auto"/>
                     <w:ind w:left="340" w:hanging="340"/>
                   </w:pPr>
                   <w:r>
@@ -3690,25 +3711,25 @@
                       <w:rFonts w:ascii="Avenir Next" w:hAnsi="Avenir Next" w:cs="Avenir Next" w:eastAsia="Avenir Next"/>
                       <w:b/>
                       <w:color w:val="003A70"/>
+                      <w:sz w:val="22"/>
+                      <w:szCs w:val="21"/>
+                    </w:rPr>
+                    <w:t xml:space="preserve">D</w:t>
+                  </w:r>
+                  <w:r>
+                    <w:rPr>
+                      <w:rFonts w:ascii="Avenir Next" w:hAnsi="Avenir Next" w:cs="Avenir Next" w:eastAsia="Avenir Next"/>
+                      <w:color w:val="1A1A1A"/>
                       <w:sz w:val="21"/>
                       <w:szCs w:val="21"/>
                     </w:rPr>
-                    <w:t xml:space="preserve">D</w:t>
-                  </w:r>
-                  <w:r>
-                    <w:rPr>
-                      <w:rFonts w:ascii="Avenir Next" w:hAnsi="Avenir Next" w:cs="Avenir Next" w:eastAsia="Avenir Next"/>
-                      <w:color w:val="1A1A1A"/>
-                      <w:sz w:val="21"/>
-                      <w:szCs w:val="21"/>
-                    </w:rPr>
                     <w:tab/>
                   </w:r>
                   <w:r>
                     <w:rPr>
                       <w:rFonts w:ascii="Avenir Next" w:hAnsi="Avenir Next" w:cs="Avenir Next" w:eastAsia="Avenir Next"/>
                       <w:color w:val="1A1A1A"/>
-                      <w:sz w:val="21"/>
+                      <w:sz w:val="22"/>
                       <w:szCs w:val="21"/>
                     </w:rPr>
                     <w:t xml:space="preserve">10/15</w:t>
@@ -3757,19 +3778,42 @@
         <w:tblLook w:val="0000" w:firstRow="0" w:lastRow="0" w:firstColumn="0" w:lastColumn="0" w:noHBand="1" w:noVBand="1"/>
       </w:tblPr>
       <w:tblGrid>
-        <w:gridCol w:w="2000"/>
-        <w:gridCol w:w="2300"/>
-        <w:gridCol w:w="2100"/>
-        <w:gridCol w:w="3104"/>
+        <w:gridCol w:w="1750"/>
+        <w:gridCol w:w="2500"/>
+        <w:gridCol w:w="2200"/>
+        <w:gridCol w:w="3054"/>
       </w:tblGrid>
       <w:tr>
         <w:trPr>
           <w:cantSplit/>
-          <w:trHeight w:val="320" w:hRule="atLeast"/>
+          <w:trHeight w:val="300" w:hRule="atLeast"/>
         </w:trPr>
         <w:tc>
           <w:tcPr>
-            <w:tcW w:w="2000" w:type="dxa"/>
+            <w:tcW w:w="1750" w:type="dxa"/>
+            <w:vAlign w:val="center"/>
+          </w:tcPr>
+          <w:p>
+            <w:pPr>
+              <w:pStyle w:val="Heading2"/>
+              <w:spacing w:before="0" w:after="0" w:line="240" w:lineRule="auto"/>
+            </w:pPr>
+            <w:r>
+              <w:rPr>
+                <w:rFonts w:ascii="Avenir Next" w:hAnsi="Avenir Next" w:cs="Avenir Next" w:eastAsia="Avenir Next"/>
+                <w:b/>
+                <w:color w:val="003A70"/>
+                <w:spacing w:val="12"/>
+                <w:sz w:val="15"/>
+                <w:szCs w:val="15"/>
+              </w:rPr>
+              <w:t xml:space="preserve">CHECK YOURSELF</w:t>
+            </w:r>
+          </w:p>
+        </w:tc>
+        <w:tc>
+          <w:tcPr>
+            <w:tcW w:w="2500" w:type="dxa"/>
             <w:vAlign w:val="center"/>
           </w:tcPr>
           <w:p>
@@ -3778,20 +3822,27 @@
             </w:pPr>
             <w:r>
               <w:rPr>
-                <w:rFonts w:ascii="Avenir Next" w:hAnsi="Avenir Next" w:cs="Avenir Next" w:eastAsia="Avenir Next"/>
-                <w:b/>
-                <w:color w:val="003A70"/>
-                <w:spacing w:val="12"/>
-                <w:sz w:val="15"/>
-                <w:szCs w:val="15"/>
-              </w:rPr>
-              <w:t xml:space="preserve">CHECK YOURSELF</w:t>
+                <w:rFonts w:ascii="Arial" w:hAnsi="Arial" w:cs="Arial" w:eastAsia="Arial"/>
+                <w:color w:val="1A1A1A"/>
+                <w:sz w:val="20"/>
+                <w:szCs w:val="20"/>
+              </w:rPr>
+              <w:t xml:space="preserve">□</w:t>
+            </w:r>
+            <w:r>
+              <w:rPr>
+                <w:rFonts w:ascii="Avenir Next" w:hAnsi="Avenir Next" w:cs="Avenir Next" w:eastAsia="Avenir Next"/>
+                <w:color w:val="1A1A1A"/>
+                <w:sz w:val="17"/>
+                <w:szCs w:val="17"/>
+              </w:rPr>
+              <w:t xml:space="preserve">  I can do this on my own</w:t>
             </w:r>
           </w:p>
         </w:tc>
         <w:tc>
           <w:tcPr>
-            <w:tcW w:w="2300" w:type="dxa"/>
+            <w:tcW w:w="2200" w:type="dxa"/>
             <w:vAlign w:val="center"/>
           </w:tcPr>
           <w:p>
@@ -3802,8 +3853,8 @@
               <w:rPr>
                 <w:rFonts w:ascii="Arial" w:hAnsi="Arial" w:cs="Arial" w:eastAsia="Arial"/>
                 <w:color w:val="1A1A1A"/>
-                <w:sz w:val="24"/>
-                <w:szCs w:val="24"/>
+                <w:sz w:val="20"/>
+                <w:szCs w:val="20"/>
               </w:rPr>
               <w:t xml:space="preserve">□</w:t>
             </w:r>
@@ -3814,13 +3865,13 @@
                 <w:sz w:val="17"/>
                 <w:szCs w:val="17"/>
               </w:rPr>
-              <w:t xml:space="preserve">  I can do this on my own</w:t>
+              <w:t xml:space="preserve">  I need a little help</w:t>
             </w:r>
           </w:p>
         </w:tc>
         <w:tc>
           <w:tcPr>
-            <w:tcW w:w="2100" w:type="dxa"/>
+            <w:tcW w:w="3054" w:type="dxa"/>
             <w:vAlign w:val="center"/>
           </w:tcPr>
           <w:p>
@@ -3831,37 +3882,8 @@
               <w:rPr>
                 <w:rFonts w:ascii="Arial" w:hAnsi="Arial" w:cs="Arial" w:eastAsia="Arial"/>
                 <w:color w:val="1A1A1A"/>
-                <w:sz w:val="24"/>
-                <w:szCs w:val="24"/>
-              </w:rPr>
-              <w:t xml:space="preserve">□</w:t>
-            </w:r>
-            <w:r>
-              <w:rPr>
-                <w:rFonts w:ascii="Avenir Next" w:hAnsi="Avenir Next" w:cs="Avenir Next" w:eastAsia="Avenir Next"/>
-                <w:color w:val="1A1A1A"/>
-                <w:sz w:val="17"/>
-                <w:szCs w:val="17"/>
-              </w:rPr>
-              <w:t xml:space="preserve">  I need a little help</w:t>
-            </w:r>
-          </w:p>
-        </w:tc>
-        <w:tc>
-          <w:tcPr>
-            <w:tcW w:w="3104" w:type="dxa"/>
-            <w:vAlign w:val="center"/>
-          </w:tcPr>
-          <w:p>
-            <w:pPr>
-              <w:spacing w:before="0" w:after="0" w:line="240" w:lineRule="auto"/>
-            </w:pPr>
-            <w:r>
-              <w:rPr>
-                <w:rFonts w:ascii="Arial" w:hAnsi="Arial" w:cs="Arial" w:eastAsia="Arial"/>
-                <w:color w:val="1A1A1A"/>
-                <w:sz w:val="24"/>
-                <w:szCs w:val="24"/>
+                <w:sz w:val="20"/>
+                <w:szCs w:val="20"/>
               </w:rPr>
               <w:t xml:space="preserve">□</w:t>
             </w:r>
@@ -3896,7 +3918,7 @@
     <w:sectPr>
       <w:footerReference w:type="default" r:id="rIdFooter1"/>
       <w:pgSz w:w="12240" w:h="15840"/>
-      <w:pgMar w:top="893" w:right="1224" w:bottom="835" w:left="1512" w:header="432" w:footer="432" w:gutter="0"/>
+      <w:pgMar w:top="780" w:right="1224" w:bottom="760" w:left="1512" w:header="432" w:footer="432" w:gutter="0"/>
       <w:cols w:space="720"/>
     </w:sectPr>
   </w:body>
@@ -3976,7 +3998,106 @@
               <w:sz w:val="15"/>
               <w:szCs w:val="15"/>
             </w:rPr>
-            <w:t xml:space="preserve">Lesson 3-1  ·  Session 1  ·  Prerequisite Practice A</w:t>
+            <w:t xml:space="preserve">3-1 · Page </w:t>
+          </w:r>
+          <w:r>
+            <w:rPr>
+              <w:rFonts w:ascii="Avenir Next" w:hAnsi="Avenir Next" w:cs="Avenir Next" w:eastAsia="Avenir Next"/>
+              <w:color w:val="5A5F66"/>
+              <w:sz w:val="15"/>
+              <w:szCs w:val="15"/>
+            </w:rPr>
+            <w:fldChar w:fldCharType="begin"/>
+          </w:r>
+          <w:r>
+            <w:rPr>
+              <w:rFonts w:ascii="Avenir Next" w:hAnsi="Avenir Next" w:cs="Avenir Next" w:eastAsia="Avenir Next"/>
+              <w:color w:val="5A5F66"/>
+              <w:sz w:val="15"/>
+              <w:szCs w:val="15"/>
+            </w:rPr>
+            <w:instrText xml:space="preserve"> PAGE </w:instrText>
+          </w:r>
+          <w:r>
+            <w:rPr>
+              <w:rFonts w:ascii="Avenir Next" w:hAnsi="Avenir Next" w:cs="Avenir Next" w:eastAsia="Avenir Next"/>
+              <w:color w:val="5A5F66"/>
+              <w:sz w:val="15"/>
+              <w:szCs w:val="15"/>
+            </w:rPr>
+            <w:fldChar w:fldCharType="separate"/>
+          </w:r>
+          <w:r>
+            <w:rPr>
+              <w:rFonts w:ascii="Avenir Next" w:hAnsi="Avenir Next" w:cs="Avenir Next" w:eastAsia="Avenir Next"/>
+              <w:color w:val="5A5F66"/>
+              <w:sz w:val="15"/>
+              <w:szCs w:val="15"/>
+            </w:rPr>
+            <w:t xml:space="preserve">1</w:t>
+          </w:r>
+          <w:r>
+            <w:rPr>
+              <w:rFonts w:ascii="Avenir Next" w:hAnsi="Avenir Next" w:cs="Avenir Next" w:eastAsia="Avenir Next"/>
+              <w:color w:val="5A5F66"/>
+              <w:sz w:val="15"/>
+              <w:szCs w:val="15"/>
+            </w:rPr>
+            <w:fldChar w:fldCharType="end"/>
+          </w:r>
+          <w:r>
+            <w:rPr>
+              <w:rFonts w:ascii="Avenir Next" w:hAnsi="Avenir Next" w:cs="Avenir Next" w:eastAsia="Avenir Next"/>
+              <w:color w:val="5A5F66"/>
+              <w:sz w:val="15"/>
+              <w:szCs w:val="15"/>
+            </w:rPr>
+            <w:t xml:space="preserve"> of </w:t>
+          </w:r>
+          <w:r>
+            <w:rPr>
+              <w:rFonts w:ascii="Avenir Next" w:hAnsi="Avenir Next" w:cs="Avenir Next" w:eastAsia="Avenir Next"/>
+              <w:color w:val="5A5F66"/>
+              <w:sz w:val="15"/>
+              <w:szCs w:val="15"/>
+            </w:rPr>
+            <w:fldChar w:fldCharType="begin"/>
+          </w:r>
+          <w:r>
+            <w:rPr>
+              <w:rFonts w:ascii="Avenir Next" w:hAnsi="Avenir Next" w:cs="Avenir Next" w:eastAsia="Avenir Next"/>
+              <w:color w:val="5A5F66"/>
+              <w:sz w:val="15"/>
+              <w:szCs w:val="15"/>
+            </w:rPr>
+            <w:instrText xml:space="preserve"> NUMPAGES </w:instrText>
+          </w:r>
+          <w:r>
+            <w:rPr>
+              <w:rFonts w:ascii="Avenir Next" w:hAnsi="Avenir Next" w:cs="Avenir Next" w:eastAsia="Avenir Next"/>
+              <w:color w:val="5A5F66"/>
+              <w:sz w:val="15"/>
+              <w:szCs w:val="15"/>
+            </w:rPr>
+            <w:fldChar w:fldCharType="separate"/>
+          </w:r>
+          <w:r>
+            <w:rPr>
+              <w:rFonts w:ascii="Avenir Next" w:hAnsi="Avenir Next" w:cs="Avenir Next" w:eastAsia="Avenir Next"/>
+              <w:color w:val="5A5F66"/>
+              <w:sz w:val="15"/>
+              <w:szCs w:val="15"/>
+            </w:rPr>
+            <w:t xml:space="preserve">1</w:t>
+          </w:r>
+          <w:r>
+            <w:rPr>
+              <w:rFonts w:ascii="Avenir Next" w:hAnsi="Avenir Next" w:cs="Avenir Next" w:eastAsia="Avenir Next"/>
+              <w:color w:val="5A5F66"/>
+              <w:sz w:val="15"/>
+              <w:szCs w:val="15"/>
+            </w:rPr>
+            <w:fldChar w:fldCharType="end"/>
           </w:r>
         </w:p>
       </w:tc>
@@ -4019,5 +4140,23 @@
       </w:tblCellMar>
     </w:tblPr>
   </w:style>
+  <w:style w:type="paragraph" w:styleId="Heading1">
+    <w:name w:val="heading 1"/>
+    <w:basedOn w:val="Normal"/>
+    <w:pPr>
+      <w:outlineLvl w:val="0"/>
+      <w:keepNext w:val="0"/>
+      <w:keepLines w:val="0"/>
+    </w:pPr>
+  </w:style>
+  <w:style w:type="paragraph" w:styleId="Heading2">
+    <w:name w:val="heading 2"/>
+    <w:basedOn w:val="Normal"/>
+    <w:pPr>
+      <w:outlineLvl w:val="1"/>
+      <w:keepNext w:val="0"/>
+      <w:keepLines w:val="0"/>
+    </w:pPr>
+  </w:style>
 </w:styles>
 </file>